--- a/prosedurler/EMS.DP.TL.08.02. Accessory Warehouse Instruction.docx
+++ b/prosedurler/EMS.DP.TL.08.02. Accessory Warehouse Instruction.docx
@@ -2047,69 +2047,6 @@
                 <w:color w:val="000000"/>
                 <w:lang w:val="en-GB" w:eastAsia="en-GB"/>
               </w:rPr>
-              <w:drawing>
-                <wp:anchor distT="0" distB="0" distL="114300" distR="114300" simplePos="0" relativeHeight="251658240" behindDoc="0" locked="0" layoutInCell="1" allowOverlap="1" wp14:anchorId="168E1990" wp14:editId="230A926C">
-                  <wp:simplePos x="0" y="0"/>
-                  <wp:positionH relativeFrom="column">
-                    <wp:posOffset>-143510</wp:posOffset>
-                  </wp:positionH>
-                  <wp:positionV relativeFrom="paragraph">
-                    <wp:posOffset>153670</wp:posOffset>
-                  </wp:positionV>
-                  <wp:extent cx="1569720" cy="1046480"/>
-                  <wp:effectExtent l="0" t="0" r="0" b="0"/>
-                  <wp:wrapNone/>
-                  <wp:docPr id="1968470152" name="Resim 1"/>
-                  <wp:cNvGraphicFramePr>
-                    <a:graphicFrameLocks xmlns:a="http://schemas.openxmlformats.org/drawingml/2006/main" noChangeAspect="1"/>
-                  </wp:cNvGraphicFramePr>
-                  <a:graphic xmlns:a="http://schemas.openxmlformats.org/drawingml/2006/main">
-                    <a:graphicData uri="http://schemas.openxmlformats.org/drawingml/2006/picture">
-                      <pic:pic xmlns:pic="http://schemas.openxmlformats.org/drawingml/2006/picture">
-                        <pic:nvPicPr>
-                          <pic:cNvPr id="1968470152" name="Resim 1968470152"/>
-                          <pic:cNvPicPr/>
-                        </pic:nvPicPr>
-                        <pic:blipFill>
-                          <a:blip r:embed="rId9" cstate="print">
-                            <a:extLst>
-                              <a:ext uri="{28A0092B-C50C-407E-A947-70E740481C1C}">
-                                <a14:useLocalDpi xmlns:a14="http://schemas.microsoft.com/office/drawing/2010/main" val="0"/>
-                              </a:ext>
-                            </a:extLst>
-                          </a:blip>
-                          <a:stretch>
-                            <a:fillRect/>
-                          </a:stretch>
-                        </pic:blipFill>
-                        <pic:spPr>
-                          <a:xfrm>
-                            <a:off x="0" y="0"/>
-                            <a:ext cx="1569720" cy="1046480"/>
-                          </a:xfrm>
-                          <a:prstGeom prst="rect">
-                            <a:avLst/>
-                          </a:prstGeom>
-                        </pic:spPr>
-                      </pic:pic>
-                    </a:graphicData>
-                  </a:graphic>
-                  <wp14:sizeRelH relativeFrom="page">
-                    <wp14:pctWidth>0</wp14:pctWidth>
-                  </wp14:sizeRelH>
-                  <wp14:sizeRelV relativeFrom="page">
-                    <wp14:pctHeight>0</wp14:pctHeight>
-                  </wp14:sizeRelV>
-                </wp:anchor>
-              </w:drawing>
-            </w:r>
-            <w:r>
-              <w:rPr>
-                <w:rFonts w:ascii="Calibri" w:eastAsia="Times New Roman" w:hAnsi="Calibri" w:cs="Calibri"/>
-                <w:noProof/>
-                <w:color w:val="000000"/>
-                <w:lang w:val="en-GB" w:eastAsia="en-GB"/>
-              </w:rPr>
               <w:t>Kalite Güvence Müdürü</w:t>
             </w:r>
           </w:p>
@@ -2150,7 +2087,7 @@
                 <w:szCs w:val="18"/>
                 <w:lang w:val="en-GB" w:eastAsia="en-GB"/>
               </w:rPr>
-              <w:t>ABDULLAH BAYDOGAN</w:t>
+              <w:t>ABDULLAH BAYDOĞAN</w:t>
             </w:r>
           </w:p>
         </w:tc>
@@ -2322,7 +2259,7 @@
               <w:bottom w:val="single" w:sz="4" w:space="0" w:color="auto"/>
               <w:right w:val="single" w:sz="4" w:space="0" w:color="auto"/>
             </w:tcBorders>
-            <w:vAlign w:val="bottom"/>
+            <w:vAlign w:val="center"/>
           </w:tcPr>
           <w:p>
             <w:pPr>
@@ -2335,6 +2272,43 @@
                 <w:lang w:val="en-GB" w:eastAsia="en-GB"/>
               </w:rPr>
             </w:pPr>
+            <w:r>
+              <w:drawing>
+                <wp:inline distT="0" distB="0" distL="0" distR="0">
+                  <wp:extent cx="659218" cy="566928"/>
+                  <wp:effectExtent l="0" t="0" r="0" b="0"/>
+                  <wp:docPr id="900102" name="Imza Ali Kaan Genc"/>
+                  <wp:cNvGraphicFramePr>
+                    <a:graphicFrameLocks xmlns:a="http://schemas.openxmlformats.org/drawingml/2006/main" noChangeAspect="1"/>
+                  </wp:cNvGraphicFramePr>
+                  <a:graphic xmlns:a="http://schemas.openxmlformats.org/drawingml/2006/main">
+                    <a:graphicData uri="http://schemas.openxmlformats.org/drawingml/2006/picture">
+                      <pic:pic xmlns:pic="http://schemas.openxmlformats.org/drawingml/2006/picture">
+                        <pic:nvPicPr>
+                          <pic:cNvPr id="900102" name="Imza Ali Kaan Genc"/>
+                          <pic:cNvPicPr/>
+                        </pic:nvPicPr>
+                        <pic:blipFill>
+                          <a:blip r:embed="sigAliKaan"/>
+                          <a:stretch>
+                            <a:fillRect/>
+                          </a:stretch>
+                        </pic:blipFill>
+                        <pic:spPr>
+                          <a:xfrm>
+                            <a:off x="0" y="0"/>
+                            <a:ext cx="659218" cy="566928"/>
+                          </a:xfrm>
+                          <a:prstGeom prst="rect">
+                            <a:avLst/>
+                          </a:prstGeom>
+                        </pic:spPr>
+                      </pic:pic>
+                    </a:graphicData>
+                  </a:graphic>
+                </wp:inline>
+              </w:drawing>
+            </w:r>
           </w:p>
         </w:tc>
         <w:tc>
@@ -2372,7 +2346,7 @@
               <w:bottom w:val="single" w:sz="4" w:space="0" w:color="auto"/>
               <w:right w:val="single" w:sz="4" w:space="0" w:color="auto"/>
             </w:tcBorders>
-            <w:vAlign w:val="bottom"/>
+            <w:vAlign w:val="center"/>
           </w:tcPr>
           <w:p>
             <w:pPr>
@@ -2385,6 +2359,43 @@
                 <w:lang w:val="en-GB" w:eastAsia="en-GB"/>
               </w:rPr>
             </w:pPr>
+            <w:r>
+              <w:drawing>
+                <wp:inline distT="0" distB="0" distL="0" distR="0">
+                  <wp:extent cx="850392" cy="566928"/>
+                  <wp:effectExtent l="0" t="0" r="0" b="0"/>
+                  <wp:docPr id="900104" name="Imza Abdullah Baydogan"/>
+                  <wp:cNvGraphicFramePr>
+                    <a:graphicFrameLocks xmlns:a="http://schemas.openxmlformats.org/drawingml/2006/main" noChangeAspect="1"/>
+                  </wp:cNvGraphicFramePr>
+                  <a:graphic xmlns:a="http://schemas.openxmlformats.org/drawingml/2006/main">
+                    <a:graphicData uri="http://schemas.openxmlformats.org/drawingml/2006/picture">
+                      <pic:pic xmlns:pic="http://schemas.openxmlformats.org/drawingml/2006/picture">
+                        <pic:nvPicPr>
+                          <pic:cNvPr id="900104" name="Imza Abdullah Baydogan"/>
+                          <pic:cNvPicPr/>
+                        </pic:nvPicPr>
+                        <pic:blipFill>
+                          <a:blip r:embed="rId9"/>
+                          <a:stretch>
+                            <a:fillRect/>
+                          </a:stretch>
+                        </pic:blipFill>
+                        <pic:spPr>
+                          <a:xfrm>
+                            <a:off x="0" y="0"/>
+                            <a:ext cx="850392" cy="566928"/>
+                          </a:xfrm>
+                          <a:prstGeom prst="rect">
+                            <a:avLst/>
+                          </a:prstGeom>
+                        </pic:spPr>
+                      </pic:pic>
+                    </a:graphicData>
+                  </a:graphic>
+                </wp:inline>
+              </w:drawing>
+            </w:r>
           </w:p>
         </w:tc>
         <w:tc>
@@ -2422,7 +2433,7 @@
               <w:bottom w:val="single" w:sz="4" w:space="0" w:color="auto"/>
               <w:right w:val="single" w:sz="4" w:space="0" w:color="auto"/>
             </w:tcBorders>
-            <w:vAlign w:val="bottom"/>
+            <w:vAlign w:val="center"/>
           </w:tcPr>
           <w:p>
             <w:pPr>
@@ -2435,6 +2446,43 @@
                 <w:lang w:val="en-GB" w:eastAsia="en-GB"/>
               </w:rPr>
             </w:pPr>
+            <w:r>
+              <w:drawing>
+                <wp:inline distT="0" distB="0" distL="0" distR="0">
+                  <wp:extent cx="944879" cy="566928"/>
+                  <wp:effectExtent l="0" t="0" r="0" b="0"/>
+                  <wp:docPr id="900106" name="Imza Fatih Salbars"/>
+                  <wp:cNvGraphicFramePr>
+                    <a:graphicFrameLocks xmlns:a="http://schemas.openxmlformats.org/drawingml/2006/main" noChangeAspect="1"/>
+                  </wp:cNvGraphicFramePr>
+                  <a:graphic xmlns:a="http://schemas.openxmlformats.org/drawingml/2006/main">
+                    <a:graphicData uri="http://schemas.openxmlformats.org/drawingml/2006/picture">
+                      <pic:pic xmlns:pic="http://schemas.openxmlformats.org/drawingml/2006/picture">
+                        <pic:nvPicPr>
+                          <pic:cNvPr id="900106" name="Imza Fatih Salbars"/>
+                          <pic:cNvPicPr/>
+                        </pic:nvPicPr>
+                        <pic:blipFill>
+                          <a:blip r:embed="sigFatih"/>
+                          <a:stretch>
+                            <a:fillRect/>
+                          </a:stretch>
+                        </pic:blipFill>
+                        <pic:spPr>
+                          <a:xfrm>
+                            <a:off x="0" y="0"/>
+                            <a:ext cx="944879" cy="566928"/>
+                          </a:xfrm>
+                          <a:prstGeom prst="rect">
+                            <a:avLst/>
+                          </a:prstGeom>
+                        </pic:spPr>
+                      </pic:pic>
+                    </a:graphicData>
+                  </a:graphic>
+                </wp:inline>
+              </w:drawing>
+            </w:r>
           </w:p>
         </w:tc>
       </w:tr>

--- a/prosedurler/EMS.DP.TL.08.02. Accessory Warehouse Instruction.docx
+++ b/prosedurler/EMS.DP.TL.08.02. Accessory Warehouse Instruction.docx
@@ -32,7 +32,7 @@
           <w:sz w:val="24"/>
           <w:szCs w:val="24"/>
         </w:rPr>
-        <w:t xml:space="preserve">This instruction describes how accessories and trims are received, checked, stored and issued at Eroglu Knitting (EMS), so that the correct, approved trims are used in each order and losses, mix-ups and sharp-item risks are prevented.</w:t>
+        <w:t xml:space="preserve">This instruction describes how accessories and trims are received, checked against the trim card, quarantined when necessary, stored, distributed to sewing and followed up for wastage at Eroglu Knitting (EMS), so that the correct, approved and tested trims are used in each order and losses, mix-ups and sharp-item risks are prevented.</w:t>
       </w:r>
     </w:p>
     <w:p>
@@ -73,7 +73,7 @@
           <w:sz w:val="24"/>
           <w:szCs w:val="24"/>
         </w:rPr>
-        <w:t xml:space="preserve">This instruction applies to sewing threads, labels, care labels, hangtags, buttons, snaps, zips, elastics, interlinings, polybags, cartons and all other trims, including customer-nominated trims.</w:t>
+        <w:t xml:space="preserve">This instruction applies to sewing threads, labels, care labels, hangtags, buttons, snaps, zips, elastics, interlinings, polybags, cartons and all other trims, including customer-nominated trims, from the arrival of the delivery to the handover of the trims to the sewing lines and the return or disposal of leftovers.</w:t>
       </w:r>
     </w:p>
     <w:p>
@@ -132,7 +132,7 @@
           <w:sz w:val="24"/>
           <w:szCs w:val="24"/>
         </w:rPr>
-        <w:t xml:space="preserve"> Ensures correct storage, accurate stock records and timely issue of trims.</w:t>
+        <w:t xml:space="preserve"> Ensures correct storage, accurate stock records, timely issue of trims and the follow-up of wastage and leftovers.</w:t>
       </w:r>
     </w:p>
     <w:p>
@@ -166,7 +166,7 @@
           <w:sz w:val="24"/>
           <w:szCs w:val="24"/>
         </w:rPr>
-        <w:t xml:space="preserve"> Receive, count, check against the trim card, store and issue trims.</w:t>
+        <w:t xml:space="preserve"> Receive, count, check against the trim card, store, distribute and record trims; keep the Waiting for Inspection and Hold areas in order.</w:t>
       </w:r>
     </w:p>
     <w:p>
@@ -200,7 +200,109 @@
           <w:sz w:val="24"/>
           <w:szCs w:val="24"/>
         </w:rPr>
-        <w:t xml:space="preserve"> Performs incoming inspection of trims and releases or holds lots.</w:t>
+        <w:t xml:space="preserve"> Performs incoming inspection and tests of trims according to EMS.KS.TL.22.02., prepares the trim card with the warehouse and releases or holds lots.</w:t>
+      </w:r>
+    </w:p>
+    <w:p>
+      <w:pPr>
+        <w:pStyle w:val="ListeParagraf"/>
+        <w:spacing w:after="80"/>
+        <w:ind w:left="709" w:right="0"/>
+        <w:jc w:val="both"/>
+      </w:pPr>
+      <w:r>
+        <w:rPr>
+          <w:rFonts w:ascii="Calibri" w:hAnsi="Calibri" w:cs="Arial"/>
+          <w:sz w:val="24"/>
+          <w:szCs w:val="24"/>
+        </w:rPr>
+        <w:t xml:space="preserve">• </w:t>
+      </w:r>
+      <w:r>
+        <w:rPr>
+          <w:rFonts w:ascii="Calibri" w:hAnsi="Calibri" w:cs="Arial"/>
+          <w:b/>
+          <w:bCs/>
+          <w:sz w:val="24"/>
+          <w:szCs w:val="24"/>
+        </w:rPr>
+        <w:t xml:space="preserve">Purchasing:</w:t>
+      </w:r>
+      <w:r>
+        <w:rPr>
+          <w:rFonts w:ascii="Calibri" w:hAnsi="Calibri" w:cs="Arial"/>
+          <w:sz w:val="24"/>
+          <w:szCs w:val="24"/>
+        </w:rPr>
+        <w:t xml:space="preserve"> Informs the supplier in writing of shortages, wrong or defective trims and organises replacement, return or a supplier corrective action report.</w:t>
+      </w:r>
+    </w:p>
+    <w:p>
+      <w:pPr>
+        <w:pStyle w:val="ListeParagraf"/>
+        <w:spacing w:after="80"/>
+        <w:ind w:left="709" w:right="0"/>
+        <w:jc w:val="both"/>
+      </w:pPr>
+      <w:r>
+        <w:rPr>
+          <w:rFonts w:ascii="Calibri" w:hAnsi="Calibri" w:cs="Arial"/>
+          <w:sz w:val="24"/>
+          <w:szCs w:val="24"/>
+        </w:rPr>
+        <w:t xml:space="preserve">• </w:t>
+      </w:r>
+      <w:r>
+        <w:rPr>
+          <w:rFonts w:ascii="Calibri" w:hAnsi="Calibri" w:cs="Arial"/>
+          <w:b/>
+          <w:bCs/>
+          <w:sz w:val="24"/>
+          <w:szCs w:val="24"/>
+        </w:rPr>
+        <w:t xml:space="preserve">Production Planning:</w:t>
+      </w:r>
+      <w:r>
+        <w:rPr>
+          <w:rFonts w:ascii="Calibri" w:hAnsi="Calibri" w:cs="Arial"/>
+          <w:sz w:val="24"/>
+          <w:szCs w:val="24"/>
+        </w:rPr>
+        <w:t xml:space="preserve"> Decides the production start date according to the availability and approval of trims.</w:t>
+      </w:r>
+    </w:p>
+    <w:p>
+      <w:pPr>
+        <w:pStyle w:val="ListeParagraf"/>
+        <w:spacing w:after="80"/>
+        <w:ind w:left="709" w:right="0"/>
+        <w:jc w:val="both"/>
+      </w:pPr>
+      <w:r>
+        <w:rPr>
+          <w:rFonts w:ascii="Calibri" w:hAnsi="Calibri" w:cs="Arial"/>
+          <w:sz w:val="24"/>
+          <w:szCs w:val="24"/>
+        </w:rPr>
+        <w:t xml:space="preserve">• </w:t>
+      </w:r>
+      <w:r>
+        <w:rPr>
+          <w:rFonts w:ascii="Calibri" w:hAnsi="Calibri" w:cs="Arial"/>
+          <w:b/>
+          <w:bCs/>
+          <w:sz w:val="24"/>
+          <w:szCs w:val="24"/>
+        </w:rPr>
+        <w:t xml:space="preserve">Sewing Supervisor:</w:t>
+      </w:r>
+      <w:r>
+        <w:rPr>
+          <w:rFonts w:ascii="Calibri" w:hAnsi="Calibri" w:cs="Arial"/>
+          <w:sz w:val="24"/>
+          <w:szCs w:val="24"/>
+        </w:rPr>
+        <w:t xml:space="preserve"> Receives the trims, signs the distribution form, monitors usage and returns the leftovers.</w:t>
       </w:r>
     </w:p>
     <w:p>
@@ -269,6 +371,74 @@
         <w:ind w:left="709" w:right="0"/>
         <w:jc w:val="both"/>
       </w:pPr>
+      <w:r>
+        <w:rPr>
+          <w:rFonts w:ascii="Calibri" w:hAnsi="Calibri" w:cs="Arial"/>
+          <w:sz w:val="24"/>
+          <w:szCs w:val="24"/>
+        </w:rPr>
+        <w:t xml:space="preserve">• </w:t>
+      </w:r>
+      <w:r>
+        <w:rPr>
+          <w:rFonts w:ascii="Calibri" w:hAnsi="Calibri" w:cs="Arial"/>
+          <w:b/>
+          <w:bCs/>
+          <w:sz w:val="24"/>
+          <w:szCs w:val="24"/>
+        </w:rPr>
+        <w:t xml:space="preserve">Waiting for Inspection Area:</w:t>
+      </w:r>
+      <w:r>
+        <w:rPr>
+          <w:rFonts w:ascii="Calibri" w:hAnsi="Calibri" w:cs="Arial"/>
+          <w:sz w:val="24"/>
+          <w:szCs w:val="24"/>
+        </w:rPr>
+        <w:t xml:space="preserve"> The marked area where trims are kept until Quality Control releases them.</w:t>
+      </w:r>
+    </w:p>
+    <w:p>
+      <w:pPr>
+        <w:pStyle w:val="ListeParagraf"/>
+        <w:spacing w:after="80"/>
+        <w:ind w:left="709" w:right="0"/>
+        <w:jc w:val="both"/>
+      </w:pPr>
+      <w:r>
+        <w:rPr>
+          <w:rFonts w:ascii="Calibri" w:hAnsi="Calibri" w:cs="Arial"/>
+          <w:sz w:val="24"/>
+          <w:szCs w:val="24"/>
+        </w:rPr>
+        <w:t xml:space="preserve">• </w:t>
+      </w:r>
+      <w:r>
+        <w:rPr>
+          <w:rFonts w:ascii="Calibri" w:hAnsi="Calibri" w:cs="Arial"/>
+          <w:b/>
+          <w:bCs/>
+          <w:sz w:val="24"/>
+          <w:szCs w:val="24"/>
+        </w:rPr>
+        <w:t xml:space="preserve">Trim Wastage:</w:t>
+      </w:r>
+      <w:r>
+        <w:rPr>
+          <w:rFonts w:ascii="Calibri" w:hAnsi="Calibri" w:cs="Arial"/>
+          <w:sz w:val="24"/>
+          <w:szCs w:val="24"/>
+        </w:rPr>
+        <w:t xml:space="preserve"> The quantity of trims lost, damaged or used above the order quantity plus the approved allowance.</w:t>
+      </w:r>
+    </w:p>
+    <w:p>
+      <w:pPr>
+        <w:pStyle w:val="ListeParagraf"/>
+        <w:spacing w:after="80"/>
+        <w:ind w:left="709" w:right="0"/>
+        <w:jc w:val="both"/>
+      </w:pPr>
     </w:p>
     <w:p>
       <w:pPr>
@@ -349,8 +519,23 @@
           <w:sz w:val="24"/>
           <w:szCs w:val="24"/>
         </w:rPr>
-        <w:t xml:space="preserve">1.3. Keep the delivery in the </w:t>
-      </w:r>
+        <w:t xml:space="preserve">1.3. Keep the delivery in the Waiting for Inspection area until Quality Control releases it.</w:t>
+      </w:r>
+    </w:p>
+    <w:p>
+      <w:pPr>
+        <w:pStyle w:val="ListeParagraf"/>
+        <w:spacing w:after="80"/>
+        <w:ind w:left="709" w:right="0"/>
+        <w:jc w:val="both"/>
+      </w:pPr>
+    </w:p>
+    <w:p>
+      <w:pPr>
+        <w:pStyle w:val="ListeParagraf"/>
+        <w:spacing w:before="120" w:after="60"/>
+        <w:ind w:left="709" w:right="0"/>
+      </w:pPr>
       <w:r>
         <w:rPr>
           <w:rFonts w:ascii="Calibri" w:hAnsi="Calibri" w:cs="Arial"/>
@@ -359,15 +544,87 @@
           <w:sz w:val="24"/>
           <w:szCs w:val="24"/>
         </w:rPr>
-        <w:t xml:space="preserve">Waiting for Inspection</w:t>
-      </w:r>
-      <w:r>
-        <w:rPr>
-          <w:rFonts w:ascii="Calibri" w:hAnsi="Calibri" w:cs="Arial"/>
-          <w:sz w:val="24"/>
-          <w:szCs w:val="24"/>
-        </w:rPr>
-        <w:t xml:space="preserve"> area until Quality Control releases it.</w:t>
+        <w:t xml:space="preserve">2. OPERATION</w:t>
+      </w:r>
+    </w:p>
+    <w:p>
+      <w:pPr>
+        <w:pStyle w:val="ListeParagraf"/>
+        <w:spacing w:after="80"/>
+        <w:ind w:left="709" w:right="0"/>
+        <w:jc w:val="both"/>
+      </w:pPr>
+      <w:r>
+        <w:rPr>
+          <w:rFonts w:ascii="Calibri" w:hAnsi="Calibri" w:cs="Arial"/>
+          <w:sz w:val="24"/>
+          <w:szCs w:val="24"/>
+        </w:rPr>
+        <w:t xml:space="preserve">2.1. Store trims in labelled bins or shelves by customer, order and code; keep each colour and size separate.</w:t>
+      </w:r>
+    </w:p>
+    <w:p>
+      <w:pPr>
+        <w:pStyle w:val="ListeParagraf"/>
+        <w:spacing w:after="80"/>
+        <w:ind w:left="709" w:right="0"/>
+        <w:jc w:val="both"/>
+      </w:pPr>
+      <w:r>
+        <w:rPr>
+          <w:rFonts w:ascii="Calibri" w:hAnsi="Calibri" w:cs="Arial"/>
+          <w:sz w:val="24"/>
+          <w:szCs w:val="24"/>
+        </w:rPr>
+        <w:t xml:space="preserve">2.2. Keep metal trims (snaps, buttons, zips, rivets) in closed boxes; keep sharp items such as needles and blades only under the control of EMS.QA.PRO.02.07.</w:t>
+      </w:r>
+    </w:p>
+    <w:p>
+      <w:pPr>
+        <w:pStyle w:val="ListeParagraf"/>
+        <w:spacing w:after="80"/>
+        <w:ind w:left="709" w:right="0"/>
+        <w:jc w:val="both"/>
+      </w:pPr>
+      <w:r>
+        <w:rPr>
+          <w:rFonts w:ascii="Calibri" w:hAnsi="Calibri" w:cs="Arial"/>
+          <w:sz w:val="24"/>
+          <w:szCs w:val="24"/>
+        </w:rPr>
+        <w:t xml:space="preserve">2.3. Keep threads, elastics and interlinings away from sunlight, heat and humidity; keep certified (GRS/RCS/OCS) trims separate and labelled.</w:t>
+      </w:r>
+    </w:p>
+    <w:p>
+      <w:pPr>
+        <w:pStyle w:val="ListeParagraf"/>
+        <w:spacing w:after="80"/>
+        <w:ind w:left="709" w:right="0"/>
+        <w:jc w:val="both"/>
+      </w:pPr>
+      <w:r>
+        <w:rPr>
+          <w:rFonts w:ascii="Calibri" w:hAnsi="Calibri" w:cs="Arial"/>
+          <w:sz w:val="24"/>
+          <w:szCs w:val="24"/>
+        </w:rPr>
+        <w:t xml:space="preserve">2.4. Issue trims only against the cutting or production order quantity plus the approved allowance, and record the issue in the system.</w:t>
+      </w:r>
+    </w:p>
+    <w:p>
+      <w:pPr>
+        <w:pStyle w:val="ListeParagraf"/>
+        <w:spacing w:after="80"/>
+        <w:ind w:left="709" w:right="0"/>
+        <w:jc w:val="both"/>
+      </w:pPr>
+      <w:r>
+        <w:rPr>
+          <w:rFonts w:ascii="Calibri" w:hAnsi="Calibri" w:cs="Arial"/>
+          <w:sz w:val="24"/>
+          <w:szCs w:val="24"/>
+        </w:rPr>
+        <w:t xml:space="preserve">2.5. Store care labels and brand labels in a locked cabinet; count and record leftovers and return or destroy them as the customer requires.</w:t>
       </w:r>
     </w:p>
     <w:p>
@@ -392,7 +649,7 @@
           <w:sz w:val="24"/>
           <w:szCs w:val="24"/>
         </w:rPr>
-        <w:t xml:space="preserve">2. OPERATION</w:t>
+        <w:t xml:space="preserve">3. RECEIVING AND TRIM CARD PREPARATION</w:t>
       </w:r>
     </w:p>
     <w:p>
@@ -408,7 +665,7 @@
           <w:sz w:val="24"/>
           <w:szCs w:val="24"/>
         </w:rPr>
-        <w:t xml:space="preserve">2.1. Store trims in labelled bins or shelves by customer, order and code; keep each colour and size separate.</w:t>
+        <w:t xml:space="preserve">3.1. Compare the delivery note, the purchase order, the technical sheet and the physical trims for type, code, colour, size, quantity and batch code; record differences and inform Purchasing in writing the same day (PRS-AKS-01).</w:t>
       </w:r>
     </w:p>
     <w:p>
@@ -424,7 +681,7 @@
           <w:sz w:val="24"/>
           <w:szCs w:val="24"/>
         </w:rPr>
-        <w:t xml:space="preserve">2.2. Keep metal trims (snaps, buttons, zips, rivets) in closed boxes; keep sharp items such as needles and blades only under the control of EMS.QA.PRO.02.07.</w:t>
+        <w:t xml:space="preserve">3.2. Label each lot with the order and batch information and keep it in the Waiting for Inspection area until the quality decision is recorded.</w:t>
       </w:r>
     </w:p>
     <w:p>
@@ -440,7 +697,7 @@
           <w:sz w:val="24"/>
           <w:szCs w:val="24"/>
         </w:rPr>
-        <w:t xml:space="preserve">2.3. Keep threads, elastics and interlinings away from sunlight, heat and humidity; keep certified (GRS/RCS/OCS) trims separate and labelled.</w:t>
+        <w:t xml:space="preserve">3.3. Take an approved sample of each type of trim and prepare the Trim Card (EMS.QA.FRM.01.04) together with Quality Control; the card shows the physical sample, code, supplier, colour, size and position on the garment.</w:t>
       </w:r>
     </w:p>
     <w:p>
@@ -456,7 +713,7 @@
           <w:sz w:val="24"/>
           <w:szCs w:val="24"/>
         </w:rPr>
-        <w:t xml:space="preserve">2.4. Issue trims only against the cutting or production order quantity plus the approved allowance, and record the issue in the system.</w:t>
+        <w:t xml:space="preserve">3.4. Give the trim card to the order file and to the sewing line as the reference; any change to a trim requires a new approved card and the old card is withdrawn.</w:t>
       </w:r>
     </w:p>
     <w:p>
@@ -472,7 +729,39 @@
           <w:sz w:val="24"/>
           <w:szCs w:val="24"/>
         </w:rPr>
-        <w:t xml:space="preserve">2.5. Store care labels and brand labels in a locked cabinet; count and record leftovers and return or destroy them as the customer requires.</w:t>
+        <w:t xml:space="preserve">3.5. Check the label content (fibre composition, care symbols, origin, size, barcode) against the customer requirement before release; wrong label data is never released.</w:t>
+      </w:r>
+    </w:p>
+    <w:p>
+      <w:pPr>
+        <w:pStyle w:val="ListeParagraf"/>
+        <w:spacing w:after="80"/>
+        <w:ind w:left="709" w:right="0"/>
+        <w:jc w:val="both"/>
+      </w:pPr>
+      <w:r>
+        <w:rPr>
+          <w:rFonts w:ascii="Calibri" w:hAnsi="Calibri" w:cs="Arial"/>
+          <w:sz w:val="24"/>
+          <w:szCs w:val="24"/>
+        </w:rPr>
+        <w:t xml:space="preserve">3.6. Check that test reports (restricted substances, nickel release, safety of small parts for children's wear) are available for each new trim type before the lot is released, as in EMS.KS.PRO.22.07.</w:t>
+      </w:r>
+    </w:p>
+    <w:p>
+      <w:pPr>
+        <w:pStyle w:val="ListeParagraf"/>
+        <w:spacing w:after="80"/>
+        <w:ind w:left="709" w:right="0"/>
+        <w:jc w:val="both"/>
+      </w:pPr>
+      <w:r>
+        <w:rPr>
+          <w:rFonts w:ascii="Calibri" w:hAnsi="Calibri" w:cs="Arial"/>
+          <w:sz w:val="24"/>
+          <w:szCs w:val="24"/>
+        </w:rPr>
+        <w:t xml:space="preserve">3.7. Record the incoming inspection result on the Trim Quality Control Form (EMS.QA.FRM.01.05); the sample size and acceptance limits are defined in the customer specification or the company inspection plan (ISO 2859-1 example).</w:t>
       </w:r>
     </w:p>
     <w:p>
@@ -497,7 +786,217 @@
           <w:sz w:val="24"/>
           <w:szCs w:val="24"/>
         </w:rPr>
-        <w:t xml:space="preserve">3. SAFETY RULES / PROHIBITIONS</w:t>
+        <w:t xml:space="preserve">4. QUARANTINE AND SUPPLIER NOTIFICATION</w:t>
+      </w:r>
+    </w:p>
+    <w:p>
+      <w:pPr>
+        <w:pStyle w:val="ListeParagraf"/>
+        <w:spacing w:after="80"/>
+        <w:ind w:left="709" w:right="0"/>
+        <w:jc w:val="both"/>
+      </w:pPr>
+      <w:r>
+        <w:rPr>
+          <w:rFonts w:ascii="Calibri" w:hAnsi="Calibri" w:cs="Arial"/>
+          <w:sz w:val="24"/>
+          <w:szCs w:val="24"/>
+        </w:rPr>
+        <w:t xml:space="preserve">4.1. Move a trim lot that fails inspection or test, or has no required report, to the Hold area, mark it with a Hold label and stop its use for the order.</w:t>
+      </w:r>
+    </w:p>
+    <w:p>
+      <w:pPr>
+        <w:pStyle w:val="ListeParagraf"/>
+        <w:spacing w:after="80"/>
+        <w:ind w:left="709" w:right="0"/>
+        <w:jc w:val="both"/>
+      </w:pPr>
+      <w:r>
+        <w:rPr>
+          <w:rFonts w:ascii="Calibri" w:hAnsi="Calibri" w:cs="Arial"/>
+          <w:sz w:val="24"/>
+          <w:szCs w:val="24"/>
+        </w:rPr>
+        <w:t xml:space="preserve">4.2. Inform Quality Control, Purchasing and Production Planning the same day; Purchasing notifies the supplier in writing and requests replacement, return or a corrective action report.</w:t>
+      </w:r>
+    </w:p>
+    <w:p>
+      <w:pPr>
+        <w:pStyle w:val="ListeParagraf"/>
+        <w:spacing w:after="80"/>
+        <w:ind w:left="709" w:right="0"/>
+        <w:jc w:val="both"/>
+      </w:pPr>
+      <w:r>
+        <w:rPr>
+          <w:rFonts w:ascii="Calibri" w:hAnsi="Calibri" w:cs="Arial"/>
+          <w:sz w:val="24"/>
+          <w:szCs w:val="24"/>
+        </w:rPr>
+        <w:t xml:space="preserve">4.3. A conditionally accepted trim is released only with the written approval of Quality Control and, where required, of the customer.</w:t>
+      </w:r>
+    </w:p>
+    <w:p>
+      <w:pPr>
+        <w:pStyle w:val="ListeParagraf"/>
+        <w:spacing w:after="80"/>
+        <w:ind w:left="709" w:right="0"/>
+        <w:jc w:val="both"/>
+      </w:pPr>
+      <w:r>
+        <w:rPr>
+          <w:rFonts w:ascii="Calibri" w:hAnsi="Calibri" w:cs="Arial"/>
+          <w:sz w:val="24"/>
+          <w:szCs w:val="24"/>
+        </w:rPr>
+        <w:t xml:space="preserve">4.4. Record the supplier non-conformance for the supplier evaluation (EMS.SA.PRO.04.03.) and open a corrective action under EMS.KS.PRO.22.03. when the problem repeats or the lot has reached production.</w:t>
+      </w:r>
+    </w:p>
+    <w:p>
+      <w:pPr>
+        <w:pStyle w:val="ListeParagraf"/>
+        <w:spacing w:after="80"/>
+        <w:ind w:left="709" w:right="0"/>
+        <w:jc w:val="both"/>
+      </w:pPr>
+    </w:p>
+    <w:p>
+      <w:pPr>
+        <w:pStyle w:val="ListeParagraf"/>
+        <w:spacing w:before="120" w:after="60"/>
+        <w:ind w:left="709" w:right="0"/>
+      </w:pPr>
+      <w:r>
+        <w:rPr>
+          <w:rFonts w:ascii="Calibri" w:hAnsi="Calibri" w:cs="Arial"/>
+          <w:b/>
+          <w:bCs/>
+          <w:sz w:val="24"/>
+          <w:szCs w:val="24"/>
+        </w:rPr>
+        <w:t xml:space="preserve">5. DISTRIBUTION TO SEWING AND WASTAGE FOLLOW-UP</w:t>
+      </w:r>
+    </w:p>
+    <w:p>
+      <w:pPr>
+        <w:pStyle w:val="ListeParagraf"/>
+        <w:spacing w:after="80"/>
+        <w:ind w:left="709" w:right="0"/>
+        <w:jc w:val="both"/>
+      </w:pPr>
+      <w:r>
+        <w:rPr>
+          <w:rFonts w:ascii="Calibri" w:hAnsi="Calibri" w:cs="Arial"/>
+          <w:sz w:val="24"/>
+          <w:szCs w:val="24"/>
+        </w:rPr>
+        <w:t xml:space="preserve">5.1. Distribute only trims with an Accepted status and in the order and quantity of the production order plus the approved allowance, counted by line and order.</w:t>
+      </w:r>
+    </w:p>
+    <w:p>
+      <w:pPr>
+        <w:pStyle w:val="ListeParagraf"/>
+        <w:spacing w:after="80"/>
+        <w:ind w:left="709" w:right="0"/>
+        <w:jc w:val="both"/>
+      </w:pPr>
+      <w:r>
+        <w:rPr>
+          <w:rFonts w:ascii="Calibri" w:hAnsi="Calibri" w:cs="Arial"/>
+          <w:sz w:val="24"/>
+          <w:szCs w:val="24"/>
+        </w:rPr>
+        <w:t xml:space="preserve">5.2. Record every distribution on the Trim Distribution Form (FRM-AKS-01); the receiving person from sewing counts the trims and signs.</w:t>
+      </w:r>
+    </w:p>
+    <w:p>
+      <w:pPr>
+        <w:pStyle w:val="ListeParagraf"/>
+        <w:spacing w:after="80"/>
+        <w:ind w:left="709" w:right="0"/>
+        <w:jc w:val="both"/>
+      </w:pPr>
+      <w:r>
+        <w:rPr>
+          <w:rFonts w:ascii="Calibri" w:hAnsi="Calibri" w:cs="Arial"/>
+          <w:sz w:val="24"/>
+          <w:szCs w:val="24"/>
+        </w:rPr>
+        <w:t xml:space="preserve">5.3. Hand out sharp trims and trims that contain metal in a controlled way and record the numbers; broken or lost parts are reported immediately to the Sewing Supervisor and Quality Control as in EMS.QA.PRO.02.07.</w:t>
+      </w:r>
+    </w:p>
+    <w:p>
+      <w:pPr>
+        <w:pStyle w:val="ListeParagraf"/>
+        <w:spacing w:after="80"/>
+        <w:ind w:left="709" w:right="0"/>
+        <w:jc w:val="both"/>
+      </w:pPr>
+      <w:r>
+        <w:rPr>
+          <w:rFonts w:ascii="Calibri" w:hAnsi="Calibri" w:cs="Arial"/>
+          <w:sz w:val="24"/>
+          <w:szCs w:val="24"/>
+        </w:rPr>
+        <w:t xml:space="preserve">5.4. Count and record wastage and returned trims at the end of each order; calculate the wastage rate and compare it with the allowance defined by the company.</w:t>
+      </w:r>
+    </w:p>
+    <w:p>
+      <w:pPr>
+        <w:pStyle w:val="ListeParagraf"/>
+        <w:spacing w:after="80"/>
+        <w:ind w:left="709" w:right="0"/>
+        <w:jc w:val="both"/>
+      </w:pPr>
+      <w:r>
+        <w:rPr>
+          <w:rFonts w:ascii="Calibri" w:hAnsi="Calibri" w:cs="Arial"/>
+          <w:sz w:val="24"/>
+          <w:szCs w:val="24"/>
+        </w:rPr>
+        <w:t xml:space="preserve">5.5. Keep leftover trims in the warehouse labelled with the order, or return or destroy them as the customer requires; destroy label items under control and record the quantity.</w:t>
+      </w:r>
+    </w:p>
+    <w:p>
+      <w:pPr>
+        <w:pStyle w:val="ListeParagraf"/>
+        <w:spacing w:after="80"/>
+        <w:ind w:left="709" w:right="0"/>
+        <w:jc w:val="both"/>
+      </w:pPr>
+      <w:r>
+        <w:rPr>
+          <w:rFonts w:ascii="Calibri" w:hAnsi="Calibri" w:cs="Arial"/>
+          <w:sz w:val="24"/>
+          <w:szCs w:val="24"/>
+        </w:rPr>
+        <w:t xml:space="preserve">5.6. Report wastage above the allowance to Production Planning and the Sewing Supervisor, and investigate the cause.</w:t>
+      </w:r>
+    </w:p>
+    <w:p>
+      <w:pPr>
+        <w:pStyle w:val="ListeParagraf"/>
+        <w:spacing w:after="80"/>
+        <w:ind w:left="709" w:right="0"/>
+        <w:jc w:val="both"/>
+      </w:pPr>
+    </w:p>
+    <w:p>
+      <w:pPr>
+        <w:pStyle w:val="ListeParagraf"/>
+        <w:spacing w:before="120" w:after="60"/>
+        <w:ind w:left="709" w:right="0"/>
+      </w:pPr>
+      <w:r>
+        <w:rPr>
+          <w:rFonts w:ascii="Calibri" w:hAnsi="Calibri" w:cs="Arial"/>
+          <w:b/>
+          <w:bCs/>
+          <w:sz w:val="24"/>
+          <w:szCs w:val="24"/>
+        </w:rPr>
+        <w:t xml:space="preserve">6. SAFETY RULES / PROHIBITIONS</w:t>
       </w:r>
     </w:p>
     <w:p>
@@ -560,106 +1059,6 @@
     <w:p>
       <w:pPr>
         <w:pStyle w:val="ListeParagraf"/>
-        <w:spacing w:after="80"/>
-        <w:ind w:left="709" w:right="0"/>
-        <w:jc w:val="both"/>
-      </w:pPr>
-    </w:p>
-    <w:p>
-      <w:pPr>
-        <w:pStyle w:val="ListeParagraf"/>
-        <w:spacing w:before="120" w:after="60"/>
-        <w:ind w:left="709" w:right="0"/>
-      </w:pPr>
-      <w:r>
-        <w:rPr>
-          <w:rFonts w:ascii="Calibri" w:hAnsi="Calibri" w:cs="Arial"/>
-          <w:b/>
-          <w:bCs/>
-          <w:sz w:val="24"/>
-          <w:szCs w:val="24"/>
-        </w:rPr>
-        <w:t xml:space="preserve">4. IN CASE OF PROBLEM / EMERGENCY</w:t>
-      </w:r>
-    </w:p>
-    <w:p>
-      <w:pPr>
-        <w:pStyle w:val="ListeParagraf"/>
-        <w:spacing w:after="80"/>
-        <w:ind w:left="709" w:right="0"/>
-        <w:jc w:val="both"/>
-      </w:pPr>
-      <w:r>
-        <w:rPr>
-          <w:rFonts w:ascii="Calibri" w:hAnsi="Calibri" w:cs="Arial"/>
-          <w:sz w:val="24"/>
-          <w:szCs w:val="24"/>
-        </w:rPr>
-        <w:t xml:space="preserve">4.1. If a shortage, wrong trim or defect is found, label the lot </w:t>
-      </w:r>
-      <w:r>
-        <w:rPr>
-          <w:rFonts w:ascii="Calibri" w:hAnsi="Calibri" w:cs="Arial"/>
-          <w:b/>
-          <w:bCs/>
-          <w:sz w:val="24"/>
-          <w:szCs w:val="24"/>
-        </w:rPr>
-        <w:t xml:space="preserve">Hold</w:t>
-      </w:r>
-      <w:r>
-        <w:rPr>
-          <w:rFonts w:ascii="Calibri" w:hAnsi="Calibri" w:cs="Arial"/>
-          <w:sz w:val="24"/>
-          <w:szCs w:val="24"/>
-        </w:rPr>
-        <w:t xml:space="preserve"> and inform Quality Control, Purchasing and Production Planning immediately.</w:t>
-      </w:r>
-    </w:p>
-    <w:p>
-      <w:pPr>
-        <w:pStyle w:val="ListeParagraf"/>
-        <w:spacing w:after="80"/>
-        <w:ind w:left="709" w:right="0"/>
-        <w:jc w:val="both"/>
-      </w:pPr>
-      <w:r>
-        <w:rPr>
-          <w:rFonts w:ascii="Calibri" w:hAnsi="Calibri" w:cs="Arial"/>
-          <w:sz w:val="24"/>
-          <w:szCs w:val="24"/>
-        </w:rPr>
-        <w:t xml:space="preserve">4.2. If a missing labelled item or a lost needle or blade is suspected, stop issuing and inform the Warehouse Manager and Quality Control.</w:t>
-      </w:r>
-    </w:p>
-    <w:p>
-      <w:pPr>
-        <w:pStyle w:val="ListeParagraf"/>
-        <w:spacing w:after="80"/>
-        <w:ind w:left="709" w:right="0"/>
-        <w:jc w:val="both"/>
-      </w:pPr>
-    </w:p>
-    <w:p>
-      <w:pPr>
-        <w:pStyle w:val="ListeParagraf"/>
-        <w:spacing w:before="120" w:after="60"/>
-        <w:ind w:left="709" w:right="0"/>
-      </w:pPr>
-      <w:r>
-        <w:rPr>
-          <w:rFonts w:ascii="Calibri" w:hAnsi="Calibri" w:cs="Arial"/>
-          <w:b/>
-          <w:bCs/>
-          <w:sz w:val="24"/>
-          <w:szCs w:val="24"/>
-        </w:rPr>
-        <w:t xml:space="preserve">5. RELATED DOCUMENTS AND RECORDS</w:t>
-      </w:r>
-    </w:p>
-    <w:p>
-      <w:pPr>
-        <w:pStyle w:val="ListeParagraf"/>
         <w:numPr>
           <w:ilvl w:val="0"/>
           <w:numId w:val="1"/>
@@ -673,7 +1072,7 @@
           <w:sz w:val="24"/>
           <w:szCs w:val="24"/>
         </w:rPr>
-        <w:t xml:space="preserve">EMS.DP.PRO.08.01. Material Receiving and Storage Procedure</w:t>
+        <w:t xml:space="preserve">Do not release a trim lot that is waiting for a test result or whose label data is not verified.</w:t>
       </w:r>
     </w:p>
     <w:p>
@@ -692,7 +1091,105 @@
           <w:sz w:val="24"/>
           <w:szCs w:val="24"/>
         </w:rPr>
-        <w:t xml:space="preserve">EMS.QA.PRO.02.09. Quality Inspection Procedure (Incoming, In-Line, Final AQL)</w:t>
+        <w:t xml:space="preserve">Wear cut-resistant gloves when handling sharp or metal trims and keep shelves fixed and stable.</w:t>
+      </w:r>
+    </w:p>
+    <w:p>
+      <w:pPr>
+        <w:pStyle w:val="ListeParagraf"/>
+        <w:spacing w:after="80"/>
+        <w:ind w:left="709" w:right="0"/>
+        <w:jc w:val="both"/>
+      </w:pPr>
+    </w:p>
+    <w:p>
+      <w:pPr>
+        <w:pStyle w:val="ListeParagraf"/>
+        <w:spacing w:before="120" w:after="60"/>
+        <w:ind w:left="709" w:right="0"/>
+      </w:pPr>
+      <w:r>
+        <w:rPr>
+          <w:rFonts w:ascii="Calibri" w:hAnsi="Calibri" w:cs="Arial"/>
+          <w:b/>
+          <w:bCs/>
+          <w:sz w:val="24"/>
+          <w:szCs w:val="24"/>
+        </w:rPr>
+        <w:t xml:space="preserve">7. IN CASE OF PROBLEM / EMERGENCY</w:t>
+      </w:r>
+    </w:p>
+    <w:p>
+      <w:pPr>
+        <w:pStyle w:val="ListeParagraf"/>
+        <w:spacing w:after="80"/>
+        <w:ind w:left="709" w:right="0"/>
+        <w:jc w:val="both"/>
+      </w:pPr>
+      <w:r>
+        <w:rPr>
+          <w:rFonts w:ascii="Calibri" w:hAnsi="Calibri" w:cs="Arial"/>
+          <w:sz w:val="24"/>
+          <w:szCs w:val="24"/>
+        </w:rPr>
+        <w:t xml:space="preserve">7.1. If a shortage, wrong trim or defect is found, label the lot Hold and inform Quality Control, Purchasing and Production Planning immediately.</w:t>
+      </w:r>
+    </w:p>
+    <w:p>
+      <w:pPr>
+        <w:pStyle w:val="ListeParagraf"/>
+        <w:spacing w:after="80"/>
+        <w:ind w:left="709" w:right="0"/>
+        <w:jc w:val="both"/>
+      </w:pPr>
+      <w:r>
+        <w:rPr>
+          <w:rFonts w:ascii="Calibri" w:hAnsi="Calibri" w:cs="Arial"/>
+          <w:sz w:val="24"/>
+          <w:szCs w:val="24"/>
+        </w:rPr>
+        <w:t xml:space="preserve">7.2. If a missing labelled item or a lost needle or blade is suspected, stop issuing and inform the Warehouse Manager and Quality Control.</w:t>
+      </w:r>
+    </w:p>
+    <w:p>
+      <w:pPr>
+        <w:pStyle w:val="ListeParagraf"/>
+        <w:spacing w:after="80"/>
+        <w:ind w:left="709" w:right="0"/>
+        <w:jc w:val="both"/>
+      </w:pPr>
+      <w:r>
+        <w:rPr>
+          <w:rFonts w:ascii="Calibri" w:hAnsi="Calibri" w:cs="Arial"/>
+          <w:sz w:val="24"/>
+          <w:szCs w:val="24"/>
+        </w:rPr>
+        <w:t xml:space="preserve">7.3. If a wrong or defective trim has already reached a sewing line, stop its use, collect the trims from the line, count them and hold the garments that used them until Quality Control decides.</w:t>
+      </w:r>
+    </w:p>
+    <w:p>
+      <w:pPr>
+        <w:pStyle w:val="ListeParagraf"/>
+        <w:spacing w:after="80"/>
+        <w:ind w:left="709" w:right="0"/>
+        <w:jc w:val="both"/>
+      </w:pPr>
+    </w:p>
+    <w:p>
+      <w:pPr>
+        <w:pStyle w:val="ListeParagraf"/>
+        <w:spacing w:before="120" w:after="60"/>
+        <w:ind w:left="709" w:right="0"/>
+      </w:pPr>
+      <w:r>
+        <w:rPr>
+          <w:rFonts w:ascii="Calibri" w:hAnsi="Calibri" w:cs="Arial"/>
+          <w:b/>
+          <w:bCs/>
+          <w:sz w:val="24"/>
+          <w:szCs w:val="24"/>
+        </w:rPr>
+        <w:t xml:space="preserve">8. RELATED DOCUMENTS AND RECORDS</w:t>
       </w:r>
     </w:p>
     <w:p>
@@ -711,607 +1208,7 @@
           <w:sz w:val="24"/>
           <w:szCs w:val="24"/>
         </w:rPr>
-        <w:t xml:space="preserve">Approved trim cards, trim stock and issue records, label reconciliation records</w:t>
-      </w:r>
-    </w:p>
-    <w:p>
-      <w:pPr>
-        <w:pStyle w:val="ListeParagraf"/>
-        <w:spacing w:after="80"/>
-        <w:ind w:left="709" w:right="0"/>
-        <w:jc w:val="both"/>
-      </w:pPr>
-    </w:p>
-    <w:p>
-      <w:pPr>
-        <w:pStyle w:val="ListeParagraf"/>
-        <w:spacing w:before="120" w:after="60"/>
-        <w:ind w:left="709" w:right="0"/>
-      </w:pPr>
-      <w:r>
-        <w:rPr>
-          <w:rFonts w:ascii="Calibri" w:hAnsi="Calibri" w:cs="Arial"/>
-          <w:b/>
-          <w:bCs/>
-          <w:sz w:val="24"/>
-          <w:szCs w:val="24"/>
-        </w:rPr>
-        <w:t xml:space="preserve">6. FEEDBACK AND MONITORING</w:t>
-      </w:r>
-    </w:p>
-    <w:p>
-      <w:pPr>
-        <w:pStyle w:val="ListeParagraf"/>
-        <w:spacing w:after="80"/>
-        <w:ind w:left="709" w:right="0"/>
-        <w:jc w:val="both"/>
-      </w:pPr>
-      <w:r>
-        <w:rPr>
-          <w:rFonts w:ascii="Calibri" w:hAnsi="Calibri" w:cs="Arial"/>
-          <w:sz w:val="24"/>
-          <w:szCs w:val="24"/>
-        </w:rPr>
-        <w:t xml:space="preserve">The Warehouse Manager monitors trim shortages, wrong issues and stock differences monthly and reports them to Production Planning. This instruction is reviewed every year.</w:t>
-      </w:r>
-    </w:p>
-    <w:p>
-      <w:pPr>
-        <w:pStyle w:val="ListeParagraf"/>
-        <w:pageBreakBefore/>
-        <w:bidi/>
-        <w:spacing w:before="120" w:after="60"/>
-        <w:ind w:left="0" w:right="709"/>
-      </w:pPr>
-      <w:r>
-        <w:rPr>
-          <w:rFonts w:ascii="Calibri" w:hAnsi="Calibri" w:cs="Arial"/>
-          <w:b/>
-          <w:bCs/>
-          <w:rtl/>
-          <w:sz w:val="24"/>
-          <w:szCs w:val="24"/>
-        </w:rPr>
-        <w:t xml:space="preserve">الغرض</w:t>
-      </w:r>
-    </w:p>
-    <w:p>
-      <w:pPr>
-        <w:pStyle w:val="ListeParagraf"/>
-        <w:bidi/>
-        <w:spacing w:after="80"/>
-        <w:ind w:left="0" w:right="709"/>
-        <w:jc w:val="both"/>
-      </w:pPr>
-      <w:r>
-        <w:rPr>
-          <w:rFonts w:ascii="Calibri" w:hAnsi="Calibri" w:cs="Arial"/>
-          <w:rtl/>
-          <w:sz w:val="24"/>
-          <w:szCs w:val="24"/>
-        </w:rPr>
-        <w:t xml:space="preserve">تصف هذه التعليمات كيفية استلام الإكسسوارات والملحقات وفحصها وتخزينها وصرفها لدى شركة إيروغلو للتريكو (EMS)، بحيث تُستخدم الملحقات الصحيحة والمعتمدة في كل أمر، وتُمنع الفواقد والخلط ومخاطر الأدوات الحادة.</w:t>
-      </w:r>
-    </w:p>
-    <w:p>
-      <w:pPr>
-        <w:pStyle w:val="ListeParagraf"/>
-        <w:bidi/>
-        <w:spacing w:after="80"/>
-        <w:ind w:left="0" w:right="709"/>
-        <w:jc w:val="both"/>
-      </w:pPr>
-    </w:p>
-    <w:p>
-      <w:pPr>
-        <w:pStyle w:val="ListeParagraf"/>
-        <w:bidi/>
-        <w:spacing w:before="120" w:after="60"/>
-        <w:ind w:left="0" w:right="709"/>
-      </w:pPr>
-      <w:r>
-        <w:rPr>
-          <w:rFonts w:ascii="Calibri" w:hAnsi="Calibri" w:cs="Arial"/>
-          <w:b/>
-          <w:bCs/>
-          <w:rtl/>
-          <w:sz w:val="24"/>
-          <w:szCs w:val="24"/>
-        </w:rPr>
-        <w:t xml:space="preserve">النطاق</w:t>
-      </w:r>
-    </w:p>
-    <w:p>
-      <w:pPr>
-        <w:pStyle w:val="ListeParagraf"/>
-        <w:bidi/>
-        <w:spacing w:after="80"/>
-        <w:ind w:left="0" w:right="709"/>
-        <w:jc w:val="both"/>
-      </w:pPr>
-      <w:r>
-        <w:rPr>
-          <w:rFonts w:ascii="Calibri" w:hAnsi="Calibri" w:cs="Arial"/>
-          <w:rtl/>
-          <w:sz w:val="24"/>
-          <w:szCs w:val="24"/>
-        </w:rPr>
-        <w:t xml:space="preserve">تنطبق هذه التعليمات على خيوط الخياطة والملصقات وملصقات العناية وبطاقات التعليق والأزرار والكبسونات والسحابات والأستك والبطانات اللاصقة والأكياس البلاستيكية والكراتين وجميع الملحقات الأخرى، بما فيها الملحقات التي يحددها العملاء.</w:t>
-      </w:r>
-    </w:p>
-    <w:p>
-      <w:pPr>
-        <w:pStyle w:val="ListeParagraf"/>
-        <w:bidi/>
-        <w:spacing w:after="80"/>
-        <w:ind w:left="0" w:right="709"/>
-        <w:jc w:val="both"/>
-      </w:pPr>
-    </w:p>
-    <w:p>
-      <w:pPr>
-        <w:pStyle w:val="ListeParagraf"/>
-        <w:bidi/>
-        <w:spacing w:before="120" w:after="60"/>
-        <w:ind w:left="0" w:right="709"/>
-      </w:pPr>
-      <w:r>
-        <w:rPr>
-          <w:rFonts w:ascii="Calibri" w:hAnsi="Calibri" w:cs="Arial"/>
-          <w:b/>
-          <w:bCs/>
-          <w:rtl/>
-          <w:sz w:val="24"/>
-          <w:szCs w:val="24"/>
-        </w:rPr>
-        <w:t xml:space="preserve">المسؤوليات</w:t>
-      </w:r>
-    </w:p>
-    <w:p>
-      <w:pPr>
-        <w:pStyle w:val="ListeParagraf"/>
-        <w:bidi/>
-        <w:spacing w:after="80"/>
-        <w:ind w:left="0" w:right="709"/>
-        <w:jc w:val="both"/>
-      </w:pPr>
-      <w:r>
-        <w:rPr>
-          <w:rFonts w:ascii="Calibri" w:hAnsi="Calibri" w:cs="Arial"/>
-          <w:rtl/>
-          <w:sz w:val="24"/>
-          <w:szCs w:val="24"/>
-        </w:rPr>
-        <w:t xml:space="preserve">• </w:t>
-      </w:r>
-      <w:r>
-        <w:rPr>
-          <w:rFonts w:ascii="Calibri" w:hAnsi="Calibri" w:cs="Arial"/>
-          <w:b/>
-          <w:bCs/>
-          <w:rtl/>
-          <w:sz w:val="24"/>
-          <w:szCs w:val="24"/>
-        </w:rPr>
-        <w:t xml:space="preserve">مدير المستودع:</w:t>
-      </w:r>
-      <w:r>
-        <w:rPr>
-          <w:rFonts w:ascii="Calibri" w:hAnsi="Calibri" w:cs="Arial"/>
-          <w:rtl/>
-          <w:sz w:val="24"/>
-          <w:szCs w:val="24"/>
-        </w:rPr>
-        <w:t xml:space="preserve"> يضمن التخزين الصحيح ودقة سجلات المخزون وصرف الملحقات في الوقت المحدد.</w:t>
-      </w:r>
-    </w:p>
-    <w:p>
-      <w:pPr>
-        <w:pStyle w:val="ListeParagraf"/>
-        <w:bidi/>
-        <w:spacing w:after="80"/>
-        <w:ind w:left="0" w:right="709"/>
-        <w:jc w:val="both"/>
-      </w:pPr>
-      <w:r>
-        <w:rPr>
-          <w:rFonts w:ascii="Calibri" w:hAnsi="Calibri" w:cs="Arial"/>
-          <w:rtl/>
-          <w:sz w:val="24"/>
-          <w:szCs w:val="24"/>
-        </w:rPr>
-        <w:t xml:space="preserve">• </w:t>
-      </w:r>
-      <w:r>
-        <w:rPr>
-          <w:rFonts w:ascii="Calibri" w:hAnsi="Calibri" w:cs="Arial"/>
-          <w:b/>
-          <w:bCs/>
-          <w:rtl/>
-          <w:sz w:val="24"/>
-          <w:szCs w:val="24"/>
-        </w:rPr>
-        <w:t xml:space="preserve">موظفو مستودع الإكسسوارات:</w:t>
-      </w:r>
-      <w:r>
-        <w:rPr>
-          <w:rFonts w:ascii="Calibri" w:hAnsi="Calibri" w:cs="Arial"/>
-          <w:rtl/>
-          <w:sz w:val="24"/>
-          <w:szCs w:val="24"/>
-        </w:rPr>
-        <w:t xml:space="preserve"> يستلمون الملحقات ويعدّونها ويطابقونها مع بطاقة الملحقات ويخزنونها ويصرفونها.</w:t>
-      </w:r>
-    </w:p>
-    <w:p>
-      <w:pPr>
-        <w:pStyle w:val="ListeParagraf"/>
-        <w:bidi/>
-        <w:spacing w:after="80"/>
-        <w:ind w:left="0" w:right="709"/>
-        <w:jc w:val="both"/>
-      </w:pPr>
-      <w:r>
-        <w:rPr>
-          <w:rFonts w:ascii="Calibri" w:hAnsi="Calibri" w:cs="Arial"/>
-          <w:rtl/>
-          <w:sz w:val="24"/>
-          <w:szCs w:val="24"/>
-        </w:rPr>
-        <w:t xml:space="preserve">• </w:t>
-      </w:r>
-      <w:r>
-        <w:rPr>
-          <w:rFonts w:ascii="Calibri" w:hAnsi="Calibri" w:cs="Arial"/>
-          <w:b/>
-          <w:bCs/>
-          <w:rtl/>
-          <w:sz w:val="24"/>
-          <w:szCs w:val="24"/>
-        </w:rPr>
-        <w:t xml:space="preserve">مراقبة الجودة:</w:t>
-      </w:r>
-      <w:r>
-        <w:rPr>
-          <w:rFonts w:ascii="Calibri" w:hAnsi="Calibri" w:cs="Arial"/>
-          <w:rtl/>
-          <w:sz w:val="24"/>
-          <w:szCs w:val="24"/>
-        </w:rPr>
-        <w:t xml:space="preserve"> تجري الفحص الوارد للملحقات وتُفرج عن اللوطات أو توقفها.</w:t>
-      </w:r>
-    </w:p>
-    <w:p>
-      <w:pPr>
-        <w:pStyle w:val="ListeParagraf"/>
-        <w:bidi/>
-        <w:spacing w:after="80"/>
-        <w:ind w:left="0" w:right="709"/>
-        <w:jc w:val="both"/>
-      </w:pPr>
-    </w:p>
-    <w:p>
-      <w:pPr>
-        <w:pStyle w:val="ListeParagraf"/>
-        <w:bidi/>
-        <w:spacing w:before="120" w:after="60"/>
-        <w:ind w:left="0" w:right="709"/>
-      </w:pPr>
-      <w:r>
-        <w:rPr>
-          <w:rFonts w:ascii="Calibri" w:hAnsi="Calibri" w:cs="Arial"/>
-          <w:b/>
-          <w:bCs/>
-          <w:rtl/>
-          <w:sz w:val="24"/>
-          <w:szCs w:val="24"/>
-        </w:rPr>
-        <w:t xml:space="preserve">التعريفات</w:t>
-      </w:r>
-    </w:p>
-    <w:p>
-      <w:pPr>
-        <w:pStyle w:val="ListeParagraf"/>
-        <w:bidi/>
-        <w:spacing w:after="80"/>
-        <w:ind w:left="0" w:right="709"/>
-        <w:jc w:val="both"/>
-      </w:pPr>
-      <w:r>
-        <w:rPr>
-          <w:rFonts w:ascii="Calibri" w:hAnsi="Calibri" w:cs="Arial"/>
-          <w:rtl/>
-          <w:sz w:val="24"/>
-          <w:szCs w:val="24"/>
-        </w:rPr>
-        <w:t xml:space="preserve">• </w:t>
-      </w:r>
-      <w:r>
-        <w:rPr>
-          <w:rFonts w:ascii="Calibri" w:hAnsi="Calibri" w:cs="Arial"/>
-          <w:b/>
-          <w:bCs/>
-          <w:rtl/>
-          <w:sz w:val="24"/>
-          <w:szCs w:val="24"/>
-        </w:rPr>
-        <w:t xml:space="preserve">بطاقة الملحقات:</w:t>
-      </w:r>
-      <w:r>
-        <w:rPr>
-          <w:rFonts w:ascii="Calibri" w:hAnsi="Calibri" w:cs="Arial"/>
-          <w:rtl/>
-          <w:sz w:val="24"/>
-          <w:szCs w:val="24"/>
-        </w:rPr>
-        <w:t xml:space="preserve"> الورقة المعتمدة التي تبيّن العينات الفعلية ورموز جميع الملحقات لموديل معيّن.</w:t>
-      </w:r>
-    </w:p>
-    <w:p>
-      <w:pPr>
-        <w:pStyle w:val="ListeParagraf"/>
-        <w:bidi/>
-        <w:spacing w:after="80"/>
-        <w:ind w:left="0" w:right="709"/>
-        <w:jc w:val="both"/>
-      </w:pPr>
-    </w:p>
-    <w:p>
-      <w:pPr>
-        <w:pStyle w:val="ListeParagraf"/>
-        <w:bidi/>
-        <w:spacing w:before="120" w:after="60"/>
-        <w:ind w:left="0" w:right="709"/>
-      </w:pPr>
-      <w:r>
-        <w:rPr>
-          <w:rFonts w:ascii="Calibri" w:hAnsi="Calibri" w:cs="Arial"/>
-          <w:b/>
-          <w:bCs/>
-          <w:rtl/>
-          <w:sz w:val="24"/>
-          <w:szCs w:val="24"/>
-        </w:rPr>
-        <w:t xml:space="preserve">التعليمات</w:t>
-      </w:r>
-    </w:p>
-    <w:p>
-      <w:pPr>
-        <w:pStyle w:val="ListeParagraf"/>
-        <w:bidi/>
-        <w:spacing w:before="120" w:after="60"/>
-        <w:ind w:left="0" w:right="709"/>
-      </w:pPr>
-      <w:r>
-        <w:rPr>
-          <w:rFonts w:ascii="Calibri" w:hAnsi="Calibri" w:cs="Arial"/>
-          <w:b/>
-          <w:bCs/>
-          <w:rtl/>
-          <w:sz w:val="24"/>
-          <w:szCs w:val="24"/>
-        </w:rPr>
-        <w:t xml:space="preserve">1. قبل البدء</w:t>
-      </w:r>
-    </w:p>
-    <w:p>
-      <w:pPr>
-        <w:pStyle w:val="ListeParagraf"/>
-        <w:bidi/>
-        <w:spacing w:after="80"/>
-        <w:ind w:left="0" w:right="709"/>
-        <w:jc w:val="both"/>
-      </w:pPr>
-      <w:r>
-        <w:rPr>
-          <w:rFonts w:ascii="Calibri" w:hAnsi="Calibri" w:cs="Arial"/>
-          <w:rtl/>
-          <w:sz w:val="24"/>
-          <w:szCs w:val="24"/>
-        </w:rPr>
-        <w:t xml:space="preserve">1.1. طابق التوريد مع أمر الشراء وبطاقة الملحقات المعتمدة: الرمز واللون والمقاس والكمية والمورد.</w:t>
-      </w:r>
-    </w:p>
-    <w:p>
-      <w:pPr>
-        <w:pStyle w:val="ListeParagraf"/>
-        <w:bidi/>
-        <w:spacing w:after="80"/>
-        <w:ind w:left="0" w:right="709"/>
-        <w:jc w:val="both"/>
-      </w:pPr>
-      <w:r>
-        <w:rPr>
-          <w:rFonts w:ascii="Calibri" w:hAnsi="Calibri" w:cs="Arial"/>
-          <w:rtl/>
-          <w:sz w:val="24"/>
-          <w:szCs w:val="24"/>
-        </w:rPr>
-        <w:t xml:space="preserve">1.2. عُدّ الكمية أو زِنها؛ وبالنسبة للملصقات وبطاقات التعليق، تحقق من النص وتوزيع المقاسات والباركود مقابل الأمر.</w:t>
-      </w:r>
-    </w:p>
-    <w:p>
-      <w:pPr>
-        <w:pStyle w:val="ListeParagraf"/>
-        <w:bidi/>
-        <w:spacing w:after="80"/>
-        <w:ind w:left="0" w:right="709"/>
-        <w:jc w:val="both"/>
-      </w:pPr>
-      <w:r>
-        <w:rPr>
-          <w:rFonts w:ascii="Calibri" w:hAnsi="Calibri" w:cs="Arial"/>
-          <w:rtl/>
-          <w:sz w:val="24"/>
-          <w:szCs w:val="24"/>
-        </w:rPr>
-        <w:t xml:space="preserve">1.3. احفظ التوريد في منطقة </w:t>
-      </w:r>
-      <w:r>
-        <w:rPr>
-          <w:rFonts w:ascii="Calibri" w:hAnsi="Calibri" w:cs="Arial"/>
-          <w:b/>
-          <w:bCs/>
-          <w:rtl/>
-          <w:sz w:val="24"/>
-          <w:szCs w:val="24"/>
-        </w:rPr>
-        <w:t xml:space="preserve">بانتظار الفحص</w:t>
-      </w:r>
-      <w:r>
-        <w:rPr>
-          <w:rFonts w:ascii="Calibri" w:hAnsi="Calibri" w:cs="Arial"/>
-          <w:rtl/>
-          <w:sz w:val="24"/>
-          <w:szCs w:val="24"/>
-        </w:rPr>
-        <w:t xml:space="preserve"> إلى أن تُفرج عنه مراقبة الجودة.</w:t>
-      </w:r>
-    </w:p>
-    <w:p>
-      <w:pPr>
-        <w:pStyle w:val="ListeParagraf"/>
-        <w:bidi/>
-        <w:spacing w:after="80"/>
-        <w:ind w:left="0" w:right="709"/>
-        <w:jc w:val="both"/>
-      </w:pPr>
-    </w:p>
-    <w:p>
-      <w:pPr>
-        <w:pStyle w:val="ListeParagraf"/>
-        <w:bidi/>
-        <w:spacing w:before="120" w:after="60"/>
-        <w:ind w:left="0" w:right="709"/>
-      </w:pPr>
-      <w:r>
-        <w:rPr>
-          <w:rFonts w:ascii="Calibri" w:hAnsi="Calibri" w:cs="Arial"/>
-          <w:b/>
-          <w:bCs/>
-          <w:rtl/>
-          <w:sz w:val="24"/>
-          <w:szCs w:val="24"/>
-        </w:rPr>
-        <w:t xml:space="preserve">2. التشغيل</w:t>
-      </w:r>
-    </w:p>
-    <w:p>
-      <w:pPr>
-        <w:pStyle w:val="ListeParagraf"/>
-        <w:bidi/>
-        <w:spacing w:after="80"/>
-        <w:ind w:left="0" w:right="709"/>
-        <w:jc w:val="both"/>
-      </w:pPr>
-      <w:r>
-        <w:rPr>
-          <w:rFonts w:ascii="Calibri" w:hAnsi="Calibri" w:cs="Arial"/>
-          <w:rtl/>
-          <w:sz w:val="24"/>
-          <w:szCs w:val="24"/>
-        </w:rPr>
-        <w:t xml:space="preserve">2.1. خزّن الملحقات في صناديق أو رفوف معلَّمة حسب العميل والأمر والرمز؛ واحفظ كل لون ومقاس بشكل منفصل.</w:t>
-      </w:r>
-    </w:p>
-    <w:p>
-      <w:pPr>
-        <w:pStyle w:val="ListeParagraf"/>
-        <w:bidi/>
-        <w:spacing w:after="80"/>
-        <w:ind w:left="0" w:right="709"/>
-        <w:jc w:val="both"/>
-      </w:pPr>
-      <w:r>
-        <w:rPr>
-          <w:rFonts w:ascii="Calibri" w:hAnsi="Calibri" w:cs="Arial"/>
-          <w:rtl/>
-          <w:sz w:val="24"/>
-          <w:szCs w:val="24"/>
-        </w:rPr>
-        <w:t xml:space="preserve">2.2. احفظ الملحقات المعدنية (الكبسونات والأزرار والسحابات والمسامير) في صناديق مغلقة؛ واحفظ الأدوات الحادة مثل الإبر والشفرات فقط تحت الرقابة وفق EMS.QA.PRO.02.07.</w:t>
-      </w:r>
-    </w:p>
-    <w:p>
-      <w:pPr>
-        <w:pStyle w:val="ListeParagraf"/>
-        <w:bidi/>
-        <w:spacing w:after="80"/>
-        <w:ind w:left="0" w:right="709"/>
-        <w:jc w:val="both"/>
-      </w:pPr>
-      <w:r>
-        <w:rPr>
-          <w:rFonts w:ascii="Calibri" w:hAnsi="Calibri" w:cs="Arial"/>
-          <w:rtl/>
-          <w:sz w:val="24"/>
-          <w:szCs w:val="24"/>
-        </w:rPr>
-        <w:t xml:space="preserve">2.3. احفظ الخيوط والأستك والبطانات اللاصقة بعيدًا عن أشعة الشمس والحرارة والرطوبة؛ واحفظ الملحقات المعتمدة (GRS/RCS/OCS) منفصلة ومعلَّمة.</w:t>
-      </w:r>
-    </w:p>
-    <w:p>
-      <w:pPr>
-        <w:pStyle w:val="ListeParagraf"/>
-        <w:bidi/>
-        <w:spacing w:after="80"/>
-        <w:ind w:left="0" w:right="709"/>
-        <w:jc w:val="both"/>
-      </w:pPr>
-      <w:r>
-        <w:rPr>
-          <w:rFonts w:ascii="Calibri" w:hAnsi="Calibri" w:cs="Arial"/>
-          <w:rtl/>
-          <w:sz w:val="24"/>
-          <w:szCs w:val="24"/>
-        </w:rPr>
-        <w:t xml:space="preserve">2.4. اصرف الملحقات فقط وفق كمية أمر القص أو الإنتاج مضافًا إليها نسبة السماح المعتمدة، وسجّل الصرف في النظام.</w:t>
-      </w:r>
-    </w:p>
-    <w:p>
-      <w:pPr>
-        <w:pStyle w:val="ListeParagraf"/>
-        <w:bidi/>
-        <w:spacing w:after="80"/>
-        <w:ind w:left="0" w:right="709"/>
-        <w:jc w:val="both"/>
-      </w:pPr>
-      <w:r>
-        <w:rPr>
-          <w:rFonts w:ascii="Calibri" w:hAnsi="Calibri" w:cs="Arial"/>
-          <w:rtl/>
-          <w:sz w:val="24"/>
-          <w:szCs w:val="24"/>
-        </w:rPr>
-        <w:t xml:space="preserve">2.5. خزّن ملصقات العناية وملصقات العلامة التجارية في خزانة مقفلة؛ وعُدّ الكميات المتبقية وسجّلها وأعِدها أو أتلفها وفق متطلبات العميل.</w:t>
-      </w:r>
-    </w:p>
-    <w:p>
-      <w:pPr>
-        <w:pStyle w:val="ListeParagraf"/>
-        <w:bidi/>
-        <w:spacing w:after="80"/>
-        <w:ind w:left="0" w:right="709"/>
-        <w:jc w:val="both"/>
-      </w:pPr>
-    </w:p>
-    <w:p>
-      <w:pPr>
-        <w:pStyle w:val="ListeParagraf"/>
-        <w:bidi/>
-        <w:spacing w:before="120" w:after="60"/>
-        <w:ind w:left="0" w:right="709"/>
-      </w:pPr>
-      <w:r>
-        <w:rPr>
-          <w:rFonts w:ascii="Calibri" w:hAnsi="Calibri" w:cs="Arial"/>
-          <w:b/>
-          <w:bCs/>
-          <w:rtl/>
-          <w:sz w:val="24"/>
-          <w:szCs w:val="24"/>
-        </w:rPr>
-        <w:t xml:space="preserve">3. قواعد السلامة / المحظورات</w:t>
+        <w:t xml:space="preserve">EMS.DP.PRO.08.01. Material Receiving and Storage Procedure</w:t>
       </w:r>
     </w:p>
     <w:p>
@@ -1321,18 +1218,16 @@
           <w:ilvl w:val="0"/>
           <w:numId w:val="1"/>
         </w:numPr>
-        <w:bidi/>
         <w:spacing w:after="60"/>
         <w:jc w:val="both"/>
       </w:pPr>
       <w:r>
         <w:rPr>
           <w:rFonts w:ascii="Calibri" w:hAnsi="Calibri" w:cs="Arial"/>
-          <w:rtl/>
-          <w:sz w:val="24"/>
-          <w:szCs w:val="24"/>
-        </w:rPr>
-        <w:t xml:space="preserve">لا تصرف أي ملحق لا يطابق بطاقة الملحقات المعتمدة، حتى لو بدا اللون مشابهًا.</w:t>
+          <w:sz w:val="24"/>
+          <w:szCs w:val="24"/>
+        </w:rPr>
+        <w:t xml:space="preserve">EMS.QA.PRO.02.09. Quality Inspection Procedure (Incoming, In-Line, Final AQL)</w:t>
       </w:r>
     </w:p>
     <w:p>
@@ -1342,18 +1237,16 @@
           <w:ilvl w:val="0"/>
           <w:numId w:val="1"/>
         </w:numPr>
-        <w:bidi/>
         <w:spacing w:after="60"/>
         <w:jc w:val="both"/>
       </w:pPr>
       <w:r>
         <w:rPr>
           <w:rFonts w:ascii="Calibri" w:hAnsi="Calibri" w:cs="Arial"/>
-          <w:rtl/>
-          <w:sz w:val="24"/>
-          <w:szCs w:val="24"/>
-        </w:rPr>
-        <w:t xml:space="preserve">لا تترك أجزاء معدنية سائبة أو إبرًا أو شفرات على الرفوف أو الطاولات أو الأرض.</w:t>
+          <w:sz w:val="24"/>
+          <w:szCs w:val="24"/>
+        </w:rPr>
+        <w:t xml:space="preserve">EMS.KS.PRO.22.07. Trims and Accessories Control Procedure</w:t>
       </w:r>
     </w:p>
     <w:p>
@@ -1363,130 +1256,16 @@
           <w:ilvl w:val="0"/>
           <w:numId w:val="1"/>
         </w:numPr>
-        <w:bidi/>
         <w:spacing w:after="60"/>
         <w:jc w:val="both"/>
       </w:pPr>
       <w:r>
         <w:rPr>
           <w:rFonts w:ascii="Calibri" w:hAnsi="Calibri" w:cs="Arial"/>
-          <w:rtl/>
-          <w:sz w:val="24"/>
-          <w:szCs w:val="24"/>
-        </w:rPr>
-        <w:t xml:space="preserve">لا تضع الكراتين الثقيلة على الرفوف العلوية؛ وارفع الأحمال وفق EMS.İS.TL.18.05.</w:t>
-      </w:r>
-    </w:p>
-    <w:p>
-      <w:pPr>
-        <w:pStyle w:val="ListeParagraf"/>
-        <w:bidi/>
-        <w:spacing w:after="80"/>
-        <w:ind w:left="0" w:right="709"/>
-        <w:jc w:val="both"/>
-      </w:pPr>
-    </w:p>
-    <w:p>
-      <w:pPr>
-        <w:pStyle w:val="ListeParagraf"/>
-        <w:bidi/>
-        <w:spacing w:before="120" w:after="60"/>
-        <w:ind w:left="0" w:right="709"/>
-      </w:pPr>
-      <w:r>
-        <w:rPr>
-          <w:rFonts w:ascii="Calibri" w:hAnsi="Calibri" w:cs="Arial"/>
-          <w:b/>
-          <w:bCs/>
-          <w:rtl/>
-          <w:sz w:val="24"/>
-          <w:szCs w:val="24"/>
-        </w:rPr>
-        <w:t xml:space="preserve">4. في حالة وجود مشكلة / طارئ</w:t>
-      </w:r>
-    </w:p>
-    <w:p>
-      <w:pPr>
-        <w:pStyle w:val="ListeParagraf"/>
-        <w:bidi/>
-        <w:spacing w:after="80"/>
-        <w:ind w:left="0" w:right="709"/>
-        <w:jc w:val="both"/>
-      </w:pPr>
-      <w:r>
-        <w:rPr>
-          <w:rFonts w:ascii="Calibri" w:hAnsi="Calibri" w:cs="Arial"/>
-          <w:rtl/>
-          <w:sz w:val="24"/>
-          <w:szCs w:val="24"/>
-        </w:rPr>
-        <w:t xml:space="preserve">4.1. عند اكتشاف نقص أو ملحق خاطئ أو عيب، ضع على اللوط بطاقة </w:t>
-      </w:r>
-      <w:r>
-        <w:rPr>
-          <w:rFonts w:ascii="Calibri" w:hAnsi="Calibri" w:cs="Arial"/>
-          <w:b/>
-          <w:bCs/>
-          <w:rtl/>
-          <w:sz w:val="24"/>
-          <w:szCs w:val="24"/>
-        </w:rPr>
-        <w:t xml:space="preserve">إيقاف</w:t>
-      </w:r>
-      <w:r>
-        <w:rPr>
-          <w:rFonts w:ascii="Calibri" w:hAnsi="Calibri" w:cs="Arial"/>
-          <w:rtl/>
-          <w:sz w:val="24"/>
-          <w:szCs w:val="24"/>
-        </w:rPr>
-        <w:t xml:space="preserve"> وأبلغ مراقبة الجودة والمشتريات وتخطيط الإنتاج فورًا.</w:t>
-      </w:r>
-    </w:p>
-    <w:p>
-      <w:pPr>
-        <w:pStyle w:val="ListeParagraf"/>
-        <w:bidi/>
-        <w:spacing w:after="80"/>
-        <w:ind w:left="0" w:right="709"/>
-        <w:jc w:val="both"/>
-      </w:pPr>
-      <w:r>
-        <w:rPr>
-          <w:rFonts w:ascii="Calibri" w:hAnsi="Calibri" w:cs="Arial"/>
-          <w:rtl/>
-          <w:sz w:val="24"/>
-          <w:szCs w:val="24"/>
-        </w:rPr>
-        <w:t xml:space="preserve">4.2. عند الاشتباه في فقدان ملصقات أو إبرة أو شفرة، أوقف الصرف وأبلغ مدير المستودع ومراقبة الجودة.</w:t>
-      </w:r>
-    </w:p>
-    <w:p>
-      <w:pPr>
-        <w:pStyle w:val="ListeParagraf"/>
-        <w:bidi/>
-        <w:spacing w:after="80"/>
-        <w:ind w:left="0" w:right="709"/>
-        <w:jc w:val="both"/>
-      </w:pPr>
-    </w:p>
-    <w:p>
-      <w:pPr>
-        <w:pStyle w:val="ListeParagraf"/>
-        <w:bidi/>
-        <w:spacing w:before="120" w:after="60"/>
-        <w:ind w:left="0" w:right="709"/>
-      </w:pPr>
-      <w:r>
-        <w:rPr>
-          <w:rFonts w:ascii="Calibri" w:hAnsi="Calibri" w:cs="Arial"/>
-          <w:b/>
-          <w:bCs/>
-          <w:rtl/>
-          <w:sz w:val="24"/>
-          <w:szCs w:val="24"/>
-        </w:rPr>
-        <w:t xml:space="preserve">5. الوثائق والسجلات ذات الصلة</w:t>
+          <w:sz w:val="24"/>
+          <w:szCs w:val="24"/>
+        </w:rPr>
+        <w:t xml:space="preserve">EMS.KS.TL.22.02. Trims and Accessories Inspection Instruction</w:t>
       </w:r>
     </w:p>
     <w:p>
@@ -1496,18 +1275,16 @@
           <w:ilvl w:val="0"/>
           <w:numId w:val="1"/>
         </w:numPr>
-        <w:bidi/>
         <w:spacing w:after="60"/>
         <w:jc w:val="both"/>
       </w:pPr>
       <w:r>
         <w:rPr>
           <w:rFonts w:ascii="Calibri" w:hAnsi="Calibri" w:cs="Arial"/>
-          <w:rtl/>
-          <w:sz w:val="24"/>
-          <w:szCs w:val="24"/>
-        </w:rPr>
-        <w:t xml:space="preserve">EMS.DP.PRO.08.01. إجراء استلام المواد وتخزينها</w:t>
+          <w:sz w:val="24"/>
+          <w:szCs w:val="24"/>
+        </w:rPr>
+        <w:t xml:space="preserve">EMS.QA.PRO.02.07. Needle and Sharp Tools Control Procedure</w:t>
       </w:r>
     </w:p>
     <w:p>
@@ -1517,18 +1294,16 @@
           <w:ilvl w:val="0"/>
           <w:numId w:val="1"/>
         </w:numPr>
-        <w:bidi/>
         <w:spacing w:after="60"/>
         <w:jc w:val="both"/>
       </w:pPr>
       <w:r>
         <w:rPr>
           <w:rFonts w:ascii="Calibri" w:hAnsi="Calibri" w:cs="Arial"/>
-          <w:rtl/>
-          <w:sz w:val="24"/>
-          <w:szCs w:val="24"/>
-        </w:rPr>
-        <w:t xml:space="preserve">EMS.QA.PRO.02.09. إجراء فحص الجودة (الوارد، أثناء الإنتاج، AQL النهائي)</w:t>
+          <w:sz w:val="24"/>
+          <w:szCs w:val="24"/>
+        </w:rPr>
+        <w:t xml:space="preserve">Related QMS instructions: TLM-AKS-01, TLM-AKS-03; QMS procedure PRS-AKS-01</w:t>
       </w:r>
     </w:p>
     <w:p>
@@ -1538,28 +1313,82 @@
           <w:ilvl w:val="0"/>
           <w:numId w:val="1"/>
         </w:numPr>
-        <w:bidi/>
         <w:spacing w:after="60"/>
         <w:jc w:val="both"/>
       </w:pPr>
       <w:r>
         <w:rPr>
           <w:rFonts w:ascii="Calibri" w:hAnsi="Calibri" w:cs="Arial"/>
-          <w:rtl/>
-          <w:sz w:val="24"/>
-          <w:szCs w:val="24"/>
-        </w:rPr>
-        <w:t xml:space="preserve">بطاقات الملحقات المعتمدة، وسجلات مخزون الملحقات وصرفها، وسجلات مطابقة الملصقات</w:t>
-      </w:r>
-    </w:p>
-    <w:p>
-      <w:pPr>
-        <w:pStyle w:val="ListeParagraf"/>
-        <w:bidi/>
-        <w:spacing w:after="80"/>
-        <w:ind w:left="0" w:right="709"/>
-        <w:jc w:val="both"/>
-      </w:pPr>
+          <w:sz w:val="24"/>
+          <w:szCs w:val="24"/>
+        </w:rPr>
+        <w:t xml:space="preserve">EMS.QA.FRM.01.04 Trim Card, EMS.QA.FRM.01.05 Trim Quality Control Form, FRM-AKS-01 Trim Distribution Form</w:t>
+      </w:r>
+    </w:p>
+    <w:p>
+      <w:pPr>
+        <w:pStyle w:val="ListeParagraf"/>
+        <w:numPr>
+          <w:ilvl w:val="0"/>
+          <w:numId w:val="1"/>
+        </w:numPr>
+        <w:spacing w:after="60"/>
+        <w:jc w:val="both"/>
+      </w:pPr>
+      <w:r>
+        <w:rPr>
+          <w:rFonts w:ascii="Calibri" w:hAnsi="Calibri" w:cs="Arial"/>
+          <w:sz w:val="24"/>
+          <w:szCs w:val="24"/>
+        </w:rPr>
+        <w:t xml:space="preserve">Approved trim cards, trim stock and issue records, label reconciliation records</w:t>
+      </w:r>
+    </w:p>
+    <w:p>
+      <w:pPr>
+        <w:pStyle w:val="ListeParagraf"/>
+        <w:spacing w:after="80"/>
+        <w:ind w:left="709" w:right="0"/>
+        <w:jc w:val="both"/>
+      </w:pPr>
+    </w:p>
+    <w:p>
+      <w:pPr>
+        <w:pStyle w:val="ListeParagraf"/>
+        <w:spacing w:before="120" w:after="60"/>
+        <w:ind w:left="709" w:right="0"/>
+      </w:pPr>
+      <w:r>
+        <w:rPr>
+          <w:rFonts w:ascii="Calibri" w:hAnsi="Calibri" w:cs="Arial"/>
+          <w:b/>
+          <w:bCs/>
+          <w:sz w:val="24"/>
+          <w:szCs w:val="24"/>
+        </w:rPr>
+        <w:t xml:space="preserve">9. FEEDBACK AND MONITORING</w:t>
+      </w:r>
+    </w:p>
+    <w:p>
+      <w:pPr>
+        <w:pStyle w:val="ListeParagraf"/>
+        <w:spacing w:after="80"/>
+        <w:ind w:left="709" w:right="0"/>
+        <w:jc w:val="both"/>
+      </w:pPr>
+      <w:r>
+        <w:rPr>
+          <w:rFonts w:ascii="Calibri" w:hAnsi="Calibri" w:cs="Arial"/>
+          <w:sz w:val="24"/>
+          <w:szCs w:val="24"/>
+        </w:rPr>
+        <w:t xml:space="preserve">The Warehouse Manager monitors trim shortages, wrong issues, wastage rate and stock differences monthly and reports them to Production Planning. The indicators are use of untested trims (target 0), trim wastage (example target 1% or less) and first-time acceptance at incoming control; targets are defined in the company policy and customer specification. Open non-conformances are followed until closed. This instruction is reviewed every year.</w:t>
+      </w:r>
+    </w:p>
+    <w:p>
+      <w:r>
+        <w:br w:type="page"/>
+      </w:r>
     </w:p>
     <w:p>
       <w:pPr>
@@ -1577,7 +1406,7 @@
           <w:sz w:val="24"/>
           <w:szCs w:val="24"/>
         </w:rPr>
-        <w:t xml:space="preserve">6. التغذية الراجعة والمتابعة</w:t>
+        <w:t xml:space="preserve">الغرض</w:t>
       </w:r>
     </w:p>
     <w:p>
@@ -1595,10 +1424,1519 @@
           <w:sz w:val="24"/>
           <w:szCs w:val="24"/>
         </w:rPr>
-        <w:t xml:space="preserve">يتابع مدير المستودع حالات نقص الملحقات والصرف الخاطئ وفروقات المخزون شهريًا ويرفعها إلى تخطيط الإنتاج. وتُراجع هذه التعليمات سنويًا.</w:t>
-      </w:r>
-    </w:p>
-    <w:p/>
+        <w:t xml:space="preserve">تصف هذه التعليمات كيفية استلام الإكسسوارات والملحقات وفحصها ومطابقتها مع بطاقة الملحقات وحجزها عند الحاجة وتخزينها وتوزيعها على الخياطة ومتابعة الفاقد منها لدى شركة إيروغلو للتريكو (EMS)، بحيث تُستخدم الملحقات الصحيحة والمعتمدة والمختبرة في كل أمر، وتُمنع الفواقد والخلط ومخاطر الأدوات الحادة.</w:t>
+      </w:r>
+    </w:p>
+    <w:p>
+      <w:pPr>
+        <w:pStyle w:val="ListeParagraf"/>
+        <w:bidi/>
+        <w:spacing w:after="80"/>
+        <w:ind w:left="0" w:right="709"/>
+        <w:jc w:val="both"/>
+      </w:pPr>
+    </w:p>
+    <w:p>
+      <w:pPr>
+        <w:pStyle w:val="ListeParagraf"/>
+        <w:bidi/>
+        <w:spacing w:before="120" w:after="60"/>
+        <w:ind w:left="0" w:right="709"/>
+      </w:pPr>
+      <w:r>
+        <w:rPr>
+          <w:rFonts w:ascii="Calibri" w:hAnsi="Calibri" w:cs="Arial"/>
+          <w:b/>
+          <w:bCs/>
+          <w:rtl/>
+          <w:sz w:val="24"/>
+          <w:szCs w:val="24"/>
+        </w:rPr>
+        <w:t xml:space="preserve">النطاق</w:t>
+      </w:r>
+    </w:p>
+    <w:p>
+      <w:pPr>
+        <w:pStyle w:val="ListeParagraf"/>
+        <w:bidi/>
+        <w:spacing w:after="80"/>
+        <w:ind w:left="0" w:right="709"/>
+        <w:jc w:val="both"/>
+      </w:pPr>
+      <w:r>
+        <w:rPr>
+          <w:rFonts w:ascii="Calibri" w:hAnsi="Calibri" w:cs="Arial"/>
+          <w:rtl/>
+          <w:sz w:val="24"/>
+          <w:szCs w:val="24"/>
+        </w:rPr>
+        <w:t xml:space="preserve">تنطبق هذه التعليمات على خيوط الخياطة والملصقات وملصقات العناية وبطاقات التعليق والأزرار والكبسونات والسحابات والأستك والبطانات اللاصقة والأكياس البلاستيكية والكراتين وجميع الملحقات الأخرى، بما فيها الملحقات التي يحددها العملاء، ابتداءً من وصول التوريد وحتى تسليم الملحقات إلى خطوط الخياطة وإرجاع المتبقي أو إتلافه.</w:t>
+      </w:r>
+    </w:p>
+    <w:p>
+      <w:pPr>
+        <w:pStyle w:val="ListeParagraf"/>
+        <w:bidi/>
+        <w:spacing w:after="80"/>
+        <w:ind w:left="0" w:right="709"/>
+        <w:jc w:val="both"/>
+      </w:pPr>
+    </w:p>
+    <w:p>
+      <w:pPr>
+        <w:pStyle w:val="ListeParagraf"/>
+        <w:bidi/>
+        <w:spacing w:before="120" w:after="60"/>
+        <w:ind w:left="0" w:right="709"/>
+      </w:pPr>
+      <w:r>
+        <w:rPr>
+          <w:rFonts w:ascii="Calibri" w:hAnsi="Calibri" w:cs="Arial"/>
+          <w:b/>
+          <w:bCs/>
+          <w:rtl/>
+          <w:sz w:val="24"/>
+          <w:szCs w:val="24"/>
+        </w:rPr>
+        <w:t xml:space="preserve">المسؤوليات</w:t>
+      </w:r>
+    </w:p>
+    <w:p>
+      <w:pPr>
+        <w:pStyle w:val="ListeParagraf"/>
+        <w:bidi/>
+        <w:spacing w:after="80"/>
+        <w:ind w:left="0" w:right="709"/>
+        <w:jc w:val="both"/>
+      </w:pPr>
+      <w:r>
+        <w:rPr>
+          <w:rFonts w:ascii="Calibri" w:hAnsi="Calibri" w:cs="Arial"/>
+          <w:rtl/>
+          <w:sz w:val="24"/>
+          <w:szCs w:val="24"/>
+        </w:rPr>
+        <w:t xml:space="preserve">• </w:t>
+      </w:r>
+      <w:r>
+        <w:rPr>
+          <w:rFonts w:ascii="Calibri" w:hAnsi="Calibri" w:cs="Arial"/>
+          <w:b/>
+          <w:bCs/>
+          <w:rtl/>
+          <w:sz w:val="24"/>
+          <w:szCs w:val="24"/>
+        </w:rPr>
+        <w:t xml:space="preserve">مدير المستودع:</w:t>
+      </w:r>
+      <w:r>
+        <w:rPr>
+          <w:rFonts w:ascii="Calibri" w:hAnsi="Calibri" w:cs="Arial"/>
+          <w:rtl/>
+          <w:sz w:val="24"/>
+          <w:szCs w:val="24"/>
+        </w:rPr>
+        <w:t xml:space="preserve"> يضمن التخزين الصحيح ودقة سجلات المخزون وصرف الملحقات في الوقت المحدد ومتابعة الفاقد والمتبقي.</w:t>
+      </w:r>
+    </w:p>
+    <w:p>
+      <w:pPr>
+        <w:pStyle w:val="ListeParagraf"/>
+        <w:bidi/>
+        <w:spacing w:after="80"/>
+        <w:ind w:left="0" w:right="709"/>
+        <w:jc w:val="both"/>
+      </w:pPr>
+      <w:r>
+        <w:rPr>
+          <w:rFonts w:ascii="Calibri" w:hAnsi="Calibri" w:cs="Arial"/>
+          <w:rtl/>
+          <w:sz w:val="24"/>
+          <w:szCs w:val="24"/>
+        </w:rPr>
+        <w:t xml:space="preserve">• </w:t>
+      </w:r>
+      <w:r>
+        <w:rPr>
+          <w:rFonts w:ascii="Calibri" w:hAnsi="Calibri" w:cs="Arial"/>
+          <w:b/>
+          <w:bCs/>
+          <w:rtl/>
+          <w:sz w:val="24"/>
+          <w:szCs w:val="24"/>
+        </w:rPr>
+        <w:t xml:space="preserve">موظفو مستودع الإكسسوارات:</w:t>
+      </w:r>
+      <w:r>
+        <w:rPr>
+          <w:rFonts w:ascii="Calibri" w:hAnsi="Calibri" w:cs="Arial"/>
+          <w:rtl/>
+          <w:sz w:val="24"/>
+          <w:szCs w:val="24"/>
+        </w:rPr>
+        <w:t xml:space="preserve"> يستلمون الملحقات ويعدّونها ويطابقونها مع بطاقة الملحقات ويخزنونها ويوزعونها ويسجلونها؛ ويحافظون على نظام منطقتي بانتظار الفحص والإيقاف.</w:t>
+      </w:r>
+    </w:p>
+    <w:p>
+      <w:pPr>
+        <w:pStyle w:val="ListeParagraf"/>
+        <w:bidi/>
+        <w:spacing w:after="80"/>
+        <w:ind w:left="0" w:right="709"/>
+        <w:jc w:val="both"/>
+      </w:pPr>
+      <w:r>
+        <w:rPr>
+          <w:rFonts w:ascii="Calibri" w:hAnsi="Calibri" w:cs="Arial"/>
+          <w:rtl/>
+          <w:sz w:val="24"/>
+          <w:szCs w:val="24"/>
+        </w:rPr>
+        <w:t xml:space="preserve">• </w:t>
+      </w:r>
+      <w:r>
+        <w:rPr>
+          <w:rFonts w:ascii="Calibri" w:hAnsi="Calibri" w:cs="Arial"/>
+          <w:b/>
+          <w:bCs/>
+          <w:rtl/>
+          <w:sz w:val="24"/>
+          <w:szCs w:val="24"/>
+        </w:rPr>
+        <w:t xml:space="preserve">مراقبة الجودة:</w:t>
+      </w:r>
+      <w:r>
+        <w:rPr>
+          <w:rFonts w:ascii="Calibri" w:hAnsi="Calibri" w:cs="Arial"/>
+          <w:rtl/>
+          <w:sz w:val="24"/>
+          <w:szCs w:val="24"/>
+        </w:rPr>
+        <w:t xml:space="preserve"> تجري الفحص الوارد واختبارات الملحقات وفق EMS.KS.TL.22.02.، وتعدّ بطاقة الملحقات مع المستودع، وتُفرج عن اللوطات أو توقفها.</w:t>
+      </w:r>
+    </w:p>
+    <w:p>
+      <w:pPr>
+        <w:pStyle w:val="ListeParagraf"/>
+        <w:bidi/>
+        <w:spacing w:after="80"/>
+        <w:ind w:left="0" w:right="709"/>
+        <w:jc w:val="both"/>
+      </w:pPr>
+      <w:r>
+        <w:rPr>
+          <w:rFonts w:ascii="Calibri" w:hAnsi="Calibri" w:cs="Arial"/>
+          <w:rtl/>
+          <w:sz w:val="24"/>
+          <w:szCs w:val="24"/>
+        </w:rPr>
+        <w:t xml:space="preserve">• </w:t>
+      </w:r>
+      <w:r>
+        <w:rPr>
+          <w:rFonts w:ascii="Calibri" w:hAnsi="Calibri" w:cs="Arial"/>
+          <w:b/>
+          <w:bCs/>
+          <w:rtl/>
+          <w:sz w:val="24"/>
+          <w:szCs w:val="24"/>
+        </w:rPr>
+        <w:t xml:space="preserve">المشتريات:</w:t>
+      </w:r>
+      <w:r>
+        <w:rPr>
+          <w:rFonts w:ascii="Calibri" w:hAnsi="Calibri" w:cs="Arial"/>
+          <w:rtl/>
+          <w:sz w:val="24"/>
+          <w:szCs w:val="24"/>
+        </w:rPr>
+        <w:t xml:space="preserve"> تبلغ المورد خطيًا بالنقص والملحقات الخاطئة أو المعيبة، وتنظم الاستبدال أو الإرجاع أو تقرير إجراء تصحيحي من المورد.</w:t>
+      </w:r>
+    </w:p>
+    <w:p>
+      <w:pPr>
+        <w:pStyle w:val="ListeParagraf"/>
+        <w:bidi/>
+        <w:spacing w:after="80"/>
+        <w:ind w:left="0" w:right="709"/>
+        <w:jc w:val="both"/>
+      </w:pPr>
+      <w:r>
+        <w:rPr>
+          <w:rFonts w:ascii="Calibri" w:hAnsi="Calibri" w:cs="Arial"/>
+          <w:rtl/>
+          <w:sz w:val="24"/>
+          <w:szCs w:val="24"/>
+        </w:rPr>
+        <w:t xml:space="preserve">• </w:t>
+      </w:r>
+      <w:r>
+        <w:rPr>
+          <w:rFonts w:ascii="Calibri" w:hAnsi="Calibri" w:cs="Arial"/>
+          <w:b/>
+          <w:bCs/>
+          <w:rtl/>
+          <w:sz w:val="24"/>
+          <w:szCs w:val="24"/>
+        </w:rPr>
+        <w:t xml:space="preserve">تخطيط الإنتاج:</w:t>
+      </w:r>
+      <w:r>
+        <w:rPr>
+          <w:rFonts w:ascii="Calibri" w:hAnsi="Calibri" w:cs="Arial"/>
+          <w:rtl/>
+          <w:sz w:val="24"/>
+          <w:szCs w:val="24"/>
+        </w:rPr>
+        <w:t xml:space="preserve"> يحدد موعد بدء الإنتاج حسب توفر الملحقات واعتمادها.</w:t>
+      </w:r>
+    </w:p>
+    <w:p>
+      <w:pPr>
+        <w:pStyle w:val="ListeParagraf"/>
+        <w:bidi/>
+        <w:spacing w:after="80"/>
+        <w:ind w:left="0" w:right="709"/>
+        <w:jc w:val="both"/>
+      </w:pPr>
+      <w:r>
+        <w:rPr>
+          <w:rFonts w:ascii="Calibri" w:hAnsi="Calibri" w:cs="Arial"/>
+          <w:rtl/>
+          <w:sz w:val="24"/>
+          <w:szCs w:val="24"/>
+        </w:rPr>
+        <w:t xml:space="preserve">• </w:t>
+      </w:r>
+      <w:r>
+        <w:rPr>
+          <w:rFonts w:ascii="Calibri" w:hAnsi="Calibri" w:cs="Arial"/>
+          <w:b/>
+          <w:bCs/>
+          <w:rtl/>
+          <w:sz w:val="24"/>
+          <w:szCs w:val="24"/>
+        </w:rPr>
+        <w:t xml:space="preserve">مشرف الخياطة:</w:t>
+      </w:r>
+      <w:r>
+        <w:rPr>
+          <w:rFonts w:ascii="Calibri" w:hAnsi="Calibri" w:cs="Arial"/>
+          <w:rtl/>
+          <w:sz w:val="24"/>
+          <w:szCs w:val="24"/>
+        </w:rPr>
+        <w:t xml:space="preserve"> يستلم الملحقات ويوقع نموذج التوزيع ويتابع الاستهلاك ويعيد المتبقي.</w:t>
+      </w:r>
+    </w:p>
+    <w:p>
+      <w:pPr>
+        <w:pStyle w:val="ListeParagraf"/>
+        <w:bidi/>
+        <w:spacing w:after="80"/>
+        <w:ind w:left="0" w:right="709"/>
+        <w:jc w:val="both"/>
+      </w:pPr>
+    </w:p>
+    <w:p>
+      <w:pPr>
+        <w:pStyle w:val="ListeParagraf"/>
+        <w:bidi/>
+        <w:spacing w:before="120" w:after="60"/>
+        <w:ind w:left="0" w:right="709"/>
+      </w:pPr>
+      <w:r>
+        <w:rPr>
+          <w:rFonts w:ascii="Calibri" w:hAnsi="Calibri" w:cs="Arial"/>
+          <w:b/>
+          <w:bCs/>
+          <w:rtl/>
+          <w:sz w:val="24"/>
+          <w:szCs w:val="24"/>
+        </w:rPr>
+        <w:t xml:space="preserve">التعريفات</w:t>
+      </w:r>
+    </w:p>
+    <w:p>
+      <w:pPr>
+        <w:pStyle w:val="ListeParagraf"/>
+        <w:bidi/>
+        <w:spacing w:after="80"/>
+        <w:ind w:left="0" w:right="709"/>
+        <w:jc w:val="both"/>
+      </w:pPr>
+      <w:r>
+        <w:rPr>
+          <w:rFonts w:ascii="Calibri" w:hAnsi="Calibri" w:cs="Arial"/>
+          <w:rtl/>
+          <w:sz w:val="24"/>
+          <w:szCs w:val="24"/>
+        </w:rPr>
+        <w:t xml:space="preserve">• </w:t>
+      </w:r>
+      <w:r>
+        <w:rPr>
+          <w:rFonts w:ascii="Calibri" w:hAnsi="Calibri" w:cs="Arial"/>
+          <w:b/>
+          <w:bCs/>
+          <w:rtl/>
+          <w:sz w:val="24"/>
+          <w:szCs w:val="24"/>
+        </w:rPr>
+        <w:t xml:space="preserve">بطاقة الملحقات:</w:t>
+      </w:r>
+      <w:r>
+        <w:rPr>
+          <w:rFonts w:ascii="Calibri" w:hAnsi="Calibri" w:cs="Arial"/>
+          <w:rtl/>
+          <w:sz w:val="24"/>
+          <w:szCs w:val="24"/>
+        </w:rPr>
+        <w:t xml:space="preserve"> الورقة المعتمدة التي تبيّن العينات الفعلية ورموز جميع الملحقات لموديل معيّن.</w:t>
+      </w:r>
+    </w:p>
+    <w:p>
+      <w:pPr>
+        <w:pStyle w:val="ListeParagraf"/>
+        <w:bidi/>
+        <w:spacing w:after="80"/>
+        <w:ind w:left="0" w:right="709"/>
+        <w:jc w:val="both"/>
+      </w:pPr>
+      <w:r>
+        <w:rPr>
+          <w:rFonts w:ascii="Calibri" w:hAnsi="Calibri" w:cs="Arial"/>
+          <w:rtl/>
+          <w:sz w:val="24"/>
+          <w:szCs w:val="24"/>
+        </w:rPr>
+        <w:t xml:space="preserve">• </w:t>
+      </w:r>
+      <w:r>
+        <w:rPr>
+          <w:rFonts w:ascii="Calibri" w:hAnsi="Calibri" w:cs="Arial"/>
+          <w:b/>
+          <w:bCs/>
+          <w:rtl/>
+          <w:sz w:val="24"/>
+          <w:szCs w:val="24"/>
+        </w:rPr>
+        <w:t xml:space="preserve">منطقة بانتظار الفحص:</w:t>
+      </w:r>
+      <w:r>
+        <w:rPr>
+          <w:rFonts w:ascii="Calibri" w:hAnsi="Calibri" w:cs="Arial"/>
+          <w:rtl/>
+          <w:sz w:val="24"/>
+          <w:szCs w:val="24"/>
+        </w:rPr>
+        <w:t xml:space="preserve"> المنطقة المعلَّمة التي تُحفظ فيها الملحقات إلى أن تُفرج عنها مراقبة الجودة.</w:t>
+      </w:r>
+    </w:p>
+    <w:p>
+      <w:pPr>
+        <w:pStyle w:val="ListeParagraf"/>
+        <w:bidi/>
+        <w:spacing w:after="80"/>
+        <w:ind w:left="0" w:right="709"/>
+        <w:jc w:val="both"/>
+      </w:pPr>
+      <w:r>
+        <w:rPr>
+          <w:rFonts w:ascii="Calibri" w:hAnsi="Calibri" w:cs="Arial"/>
+          <w:rtl/>
+          <w:sz w:val="24"/>
+          <w:szCs w:val="24"/>
+        </w:rPr>
+        <w:t xml:space="preserve">• </w:t>
+      </w:r>
+      <w:r>
+        <w:rPr>
+          <w:rFonts w:ascii="Calibri" w:hAnsi="Calibri" w:cs="Arial"/>
+          <w:b/>
+          <w:bCs/>
+          <w:rtl/>
+          <w:sz w:val="24"/>
+          <w:szCs w:val="24"/>
+        </w:rPr>
+        <w:t xml:space="preserve">فاقد الملحقات:</w:t>
+      </w:r>
+      <w:r>
+        <w:rPr>
+          <w:rFonts w:ascii="Calibri" w:hAnsi="Calibri" w:cs="Arial"/>
+          <w:rtl/>
+          <w:sz w:val="24"/>
+          <w:szCs w:val="24"/>
+        </w:rPr>
+        <w:t xml:space="preserve"> كمية الملحقات المفقودة أو التالفة أو المستخدمة فوق كمية الأمر مضافًا إليها نسبة السماح المعتمدة.</w:t>
+      </w:r>
+    </w:p>
+    <w:p>
+      <w:pPr>
+        <w:pStyle w:val="ListeParagraf"/>
+        <w:bidi/>
+        <w:spacing w:after="80"/>
+        <w:ind w:left="0" w:right="709"/>
+        <w:jc w:val="both"/>
+      </w:pPr>
+    </w:p>
+    <w:p>
+      <w:pPr>
+        <w:pStyle w:val="ListeParagraf"/>
+        <w:bidi/>
+        <w:spacing w:before="120" w:after="60"/>
+        <w:ind w:left="0" w:right="709"/>
+      </w:pPr>
+      <w:r>
+        <w:rPr>
+          <w:rFonts w:ascii="Calibri" w:hAnsi="Calibri" w:cs="Arial"/>
+          <w:b/>
+          <w:bCs/>
+          <w:rtl/>
+          <w:sz w:val="24"/>
+          <w:szCs w:val="24"/>
+        </w:rPr>
+        <w:t xml:space="preserve">التعليمات</w:t>
+      </w:r>
+    </w:p>
+    <w:p>
+      <w:pPr>
+        <w:pStyle w:val="ListeParagraf"/>
+        <w:bidi/>
+        <w:spacing w:before="120" w:after="60"/>
+        <w:ind w:left="0" w:right="709"/>
+      </w:pPr>
+      <w:r>
+        <w:rPr>
+          <w:rFonts w:ascii="Calibri" w:hAnsi="Calibri" w:cs="Arial"/>
+          <w:b/>
+          <w:bCs/>
+          <w:rtl/>
+          <w:sz w:val="24"/>
+          <w:szCs w:val="24"/>
+        </w:rPr>
+        <w:t xml:space="preserve">1. قبل البدء</w:t>
+      </w:r>
+    </w:p>
+    <w:p>
+      <w:pPr>
+        <w:pStyle w:val="ListeParagraf"/>
+        <w:bidi/>
+        <w:spacing w:after="80"/>
+        <w:ind w:left="0" w:right="709"/>
+        <w:jc w:val="both"/>
+      </w:pPr>
+      <w:r>
+        <w:rPr>
+          <w:rFonts w:ascii="Calibri" w:hAnsi="Calibri" w:cs="Arial"/>
+          <w:rtl/>
+          <w:sz w:val="24"/>
+          <w:szCs w:val="24"/>
+        </w:rPr>
+        <w:t xml:space="preserve">1.1. طابق التوريد مع أمر الشراء وبطاقة الملحقات المعتمدة: الرمز واللون والمقاس والكمية والمورد.</w:t>
+      </w:r>
+    </w:p>
+    <w:p>
+      <w:pPr>
+        <w:pStyle w:val="ListeParagraf"/>
+        <w:bidi/>
+        <w:spacing w:after="80"/>
+        <w:ind w:left="0" w:right="709"/>
+        <w:jc w:val="both"/>
+      </w:pPr>
+      <w:r>
+        <w:rPr>
+          <w:rFonts w:ascii="Calibri" w:hAnsi="Calibri" w:cs="Arial"/>
+          <w:rtl/>
+          <w:sz w:val="24"/>
+          <w:szCs w:val="24"/>
+        </w:rPr>
+        <w:t xml:space="preserve">1.2. عُدّ الكمية أو زِنها؛ وبالنسبة للملصقات وبطاقات التعليق، تحقق من النص وتوزيع المقاسات والباركود مقابل الأمر.</w:t>
+      </w:r>
+    </w:p>
+    <w:p>
+      <w:pPr>
+        <w:pStyle w:val="ListeParagraf"/>
+        <w:bidi/>
+        <w:spacing w:after="80"/>
+        <w:ind w:left="0" w:right="709"/>
+        <w:jc w:val="both"/>
+      </w:pPr>
+      <w:r>
+        <w:rPr>
+          <w:rFonts w:ascii="Calibri" w:hAnsi="Calibri" w:cs="Arial"/>
+          <w:rtl/>
+          <w:sz w:val="24"/>
+          <w:szCs w:val="24"/>
+        </w:rPr>
+        <w:t xml:space="preserve">1.3. احفظ التوريد في منطقة بانتظار الفحص إلى أن تُفرج عنه مراقبة الجودة.</w:t>
+      </w:r>
+    </w:p>
+    <w:p>
+      <w:pPr>
+        <w:pStyle w:val="ListeParagraf"/>
+        <w:bidi/>
+        <w:spacing w:after="80"/>
+        <w:ind w:left="0" w:right="709"/>
+        <w:jc w:val="both"/>
+      </w:pPr>
+    </w:p>
+    <w:p>
+      <w:pPr>
+        <w:pStyle w:val="ListeParagraf"/>
+        <w:bidi/>
+        <w:spacing w:before="120" w:after="60"/>
+        <w:ind w:left="0" w:right="709"/>
+      </w:pPr>
+      <w:r>
+        <w:rPr>
+          <w:rFonts w:ascii="Calibri" w:hAnsi="Calibri" w:cs="Arial"/>
+          <w:b/>
+          <w:bCs/>
+          <w:rtl/>
+          <w:sz w:val="24"/>
+          <w:szCs w:val="24"/>
+        </w:rPr>
+        <w:t xml:space="preserve">2. التشغيل</w:t>
+      </w:r>
+    </w:p>
+    <w:p>
+      <w:pPr>
+        <w:pStyle w:val="ListeParagraf"/>
+        <w:bidi/>
+        <w:spacing w:after="80"/>
+        <w:ind w:left="0" w:right="709"/>
+        <w:jc w:val="both"/>
+      </w:pPr>
+      <w:r>
+        <w:rPr>
+          <w:rFonts w:ascii="Calibri" w:hAnsi="Calibri" w:cs="Arial"/>
+          <w:rtl/>
+          <w:sz w:val="24"/>
+          <w:szCs w:val="24"/>
+        </w:rPr>
+        <w:t xml:space="preserve">2.1. خزّن الملحقات في صناديق أو رفوف معلَّمة حسب العميل والأمر والرمز؛ واحفظ كل لون ومقاس بشكل منفصل.</w:t>
+      </w:r>
+    </w:p>
+    <w:p>
+      <w:pPr>
+        <w:pStyle w:val="ListeParagraf"/>
+        <w:bidi/>
+        <w:spacing w:after="80"/>
+        <w:ind w:left="0" w:right="709"/>
+        <w:jc w:val="both"/>
+      </w:pPr>
+      <w:r>
+        <w:rPr>
+          <w:rFonts w:ascii="Calibri" w:hAnsi="Calibri" w:cs="Arial"/>
+          <w:rtl/>
+          <w:sz w:val="24"/>
+          <w:szCs w:val="24"/>
+        </w:rPr>
+        <w:t xml:space="preserve">2.2. احفظ الملحقات المعدنية (الكبسونات والأزرار والسحابات والمسامير) في صناديق مغلقة؛ واحفظ الأدوات الحادة مثل الإبر والشفرات فقط تحت الرقابة وفق EMS.QA.PRO.02.07.</w:t>
+      </w:r>
+    </w:p>
+    <w:p>
+      <w:pPr>
+        <w:pStyle w:val="ListeParagraf"/>
+        <w:bidi/>
+        <w:spacing w:after="80"/>
+        <w:ind w:left="0" w:right="709"/>
+        <w:jc w:val="both"/>
+      </w:pPr>
+      <w:r>
+        <w:rPr>
+          <w:rFonts w:ascii="Calibri" w:hAnsi="Calibri" w:cs="Arial"/>
+          <w:rtl/>
+          <w:sz w:val="24"/>
+          <w:szCs w:val="24"/>
+        </w:rPr>
+        <w:t xml:space="preserve">2.3. احفظ الخيوط والأستك والبطانات اللاصقة بعيدًا عن أشعة الشمس والحرارة والرطوبة؛ واحفظ الملحقات المعتمدة (GRS/RCS/OCS) منفصلة ومعلَّمة.</w:t>
+      </w:r>
+    </w:p>
+    <w:p>
+      <w:pPr>
+        <w:pStyle w:val="ListeParagraf"/>
+        <w:bidi/>
+        <w:spacing w:after="80"/>
+        <w:ind w:left="0" w:right="709"/>
+        <w:jc w:val="both"/>
+      </w:pPr>
+      <w:r>
+        <w:rPr>
+          <w:rFonts w:ascii="Calibri" w:hAnsi="Calibri" w:cs="Arial"/>
+          <w:rtl/>
+          <w:sz w:val="24"/>
+          <w:szCs w:val="24"/>
+        </w:rPr>
+        <w:t xml:space="preserve">2.4. اصرف الملحقات فقط وفق كمية أمر القص أو الإنتاج مضافًا إليها نسبة السماح المعتمدة، وسجّل الصرف في النظام.</w:t>
+      </w:r>
+    </w:p>
+    <w:p>
+      <w:pPr>
+        <w:pStyle w:val="ListeParagraf"/>
+        <w:bidi/>
+        <w:spacing w:after="80"/>
+        <w:ind w:left="0" w:right="709"/>
+        <w:jc w:val="both"/>
+      </w:pPr>
+      <w:r>
+        <w:rPr>
+          <w:rFonts w:ascii="Calibri" w:hAnsi="Calibri" w:cs="Arial"/>
+          <w:rtl/>
+          <w:sz w:val="24"/>
+          <w:szCs w:val="24"/>
+        </w:rPr>
+        <w:t xml:space="preserve">2.5. خزّن ملصقات العناية وملصقات العلامة التجارية في خزانة مقفلة؛ وعُدّ الكميات المتبقية وسجّلها وأعِدها أو أتلفها وفق متطلبات العميل.</w:t>
+      </w:r>
+    </w:p>
+    <w:p>
+      <w:pPr>
+        <w:pStyle w:val="ListeParagraf"/>
+        <w:bidi/>
+        <w:spacing w:after="80"/>
+        <w:ind w:left="0" w:right="709"/>
+        <w:jc w:val="both"/>
+      </w:pPr>
+    </w:p>
+    <w:p>
+      <w:pPr>
+        <w:pStyle w:val="ListeParagraf"/>
+        <w:bidi/>
+        <w:spacing w:before="120" w:after="60"/>
+        <w:ind w:left="0" w:right="709"/>
+      </w:pPr>
+      <w:r>
+        <w:rPr>
+          <w:rFonts w:ascii="Calibri" w:hAnsi="Calibri" w:cs="Arial"/>
+          <w:b/>
+          <w:bCs/>
+          <w:rtl/>
+          <w:sz w:val="24"/>
+          <w:szCs w:val="24"/>
+        </w:rPr>
+        <w:t xml:space="preserve">3. الاستلام وإعداد بطاقة الملحقات</w:t>
+      </w:r>
+    </w:p>
+    <w:p>
+      <w:pPr>
+        <w:pStyle w:val="ListeParagraf"/>
+        <w:bidi/>
+        <w:spacing w:after="80"/>
+        <w:ind w:left="0" w:right="709"/>
+        <w:jc w:val="both"/>
+      </w:pPr>
+      <w:r>
+        <w:rPr>
+          <w:rFonts w:ascii="Calibri" w:hAnsi="Calibri" w:cs="Arial"/>
+          <w:rtl/>
+          <w:sz w:val="24"/>
+          <w:szCs w:val="24"/>
+        </w:rPr>
+        <w:t xml:space="preserve">3.1. قارن إشعار التسليم وأمر الشراء والبطاقة الفنية والملحقات الفعلية من حيث النوع والرمز واللون والمقاس والكمية ورمز الدفعة؛ وسجّل الفروق وأبلغ المشتريات خطيًا في اليوم نفسه (PRS-AKS-01).</w:t>
+      </w:r>
+    </w:p>
+    <w:p>
+      <w:pPr>
+        <w:pStyle w:val="ListeParagraf"/>
+        <w:bidi/>
+        <w:spacing w:after="80"/>
+        <w:ind w:left="0" w:right="709"/>
+        <w:jc w:val="both"/>
+      </w:pPr>
+      <w:r>
+        <w:rPr>
+          <w:rFonts w:ascii="Calibri" w:hAnsi="Calibri" w:cs="Arial"/>
+          <w:rtl/>
+          <w:sz w:val="24"/>
+          <w:szCs w:val="24"/>
+        </w:rPr>
+        <w:t xml:space="preserve">3.2. ضع على كل لوط بطاقة بمعلومات الأمر والدفعة واحفظه في منطقة بانتظار الفحص إلى أن يُسجَّل قرار الجودة.</w:t>
+      </w:r>
+    </w:p>
+    <w:p>
+      <w:pPr>
+        <w:pStyle w:val="ListeParagraf"/>
+        <w:bidi/>
+        <w:spacing w:after="80"/>
+        <w:ind w:left="0" w:right="709"/>
+        <w:jc w:val="both"/>
+      </w:pPr>
+      <w:r>
+        <w:rPr>
+          <w:rFonts w:ascii="Calibri" w:hAnsi="Calibri" w:cs="Arial"/>
+          <w:rtl/>
+          <w:sz w:val="24"/>
+          <w:szCs w:val="24"/>
+        </w:rPr>
+        <w:t xml:space="preserve">3.3. خذ عينة معتمدة من كل نوع من الملحقات وأعدّ بطاقة الملحقات (EMS.QA.FRM.01.04) مع مراقبة الجودة؛ وتبيّن البطاقة العينة الفعلية والرمز والمورد واللون والمقاس وموضعها على القطعة.</w:t>
+      </w:r>
+    </w:p>
+    <w:p>
+      <w:pPr>
+        <w:pStyle w:val="ListeParagraf"/>
+        <w:bidi/>
+        <w:spacing w:after="80"/>
+        <w:ind w:left="0" w:right="709"/>
+        <w:jc w:val="both"/>
+      </w:pPr>
+      <w:r>
+        <w:rPr>
+          <w:rFonts w:ascii="Calibri" w:hAnsi="Calibri" w:cs="Arial"/>
+          <w:rtl/>
+          <w:sz w:val="24"/>
+          <w:szCs w:val="24"/>
+        </w:rPr>
+        <w:t xml:space="preserve">3.4. سلّم بطاقة الملحقات إلى ملف الأمر وإلى خط الخياطة كمرجع؛ وأي تغيير في ملحق يتطلب بطاقة معتمدة جديدة وتُسحب البطاقة القديمة.</w:t>
+      </w:r>
+    </w:p>
+    <w:p>
+      <w:pPr>
+        <w:pStyle w:val="ListeParagraf"/>
+        <w:bidi/>
+        <w:spacing w:after="80"/>
+        <w:ind w:left="0" w:right="709"/>
+        <w:jc w:val="both"/>
+      </w:pPr>
+      <w:r>
+        <w:rPr>
+          <w:rFonts w:ascii="Calibri" w:hAnsi="Calibri" w:cs="Arial"/>
+          <w:rtl/>
+          <w:sz w:val="24"/>
+          <w:szCs w:val="24"/>
+        </w:rPr>
+        <w:t xml:space="preserve">3.5. تحقق من محتوى الملصقات (تركيب الألياف ورموز العناية والمنشأ والمقاس والباركود) مقابل متطلبات العميل قبل الإفراج؛ ولا يُفرج أبدًا عن ملصق ببيانات خاطئة.</w:t>
+      </w:r>
+    </w:p>
+    <w:p>
+      <w:pPr>
+        <w:pStyle w:val="ListeParagraf"/>
+        <w:bidi/>
+        <w:spacing w:after="80"/>
+        <w:ind w:left="0" w:right="709"/>
+        <w:jc w:val="both"/>
+      </w:pPr>
+      <w:r>
+        <w:rPr>
+          <w:rFonts w:ascii="Calibri" w:hAnsi="Calibri" w:cs="Arial"/>
+          <w:rtl/>
+          <w:sz w:val="24"/>
+          <w:szCs w:val="24"/>
+        </w:rPr>
+        <w:t xml:space="preserve">3.6. تأكد من توفر تقارير الاختبار (المواد المقيَّدة وتحرر النيكل وسلامة القطع الصغيرة في ملابس الأطفال) لكل نوع جديد من الملحقات قبل الإفراج عن اللوط كما في EMS.KS.PRO.22.07.</w:t>
+      </w:r>
+    </w:p>
+    <w:p>
+      <w:pPr>
+        <w:pStyle w:val="ListeParagraf"/>
+        <w:bidi/>
+        <w:spacing w:after="80"/>
+        <w:ind w:left="0" w:right="709"/>
+        <w:jc w:val="both"/>
+      </w:pPr>
+      <w:r>
+        <w:rPr>
+          <w:rFonts w:ascii="Calibri" w:hAnsi="Calibri" w:cs="Arial"/>
+          <w:rtl/>
+          <w:sz w:val="24"/>
+          <w:szCs w:val="24"/>
+        </w:rPr>
+        <w:t xml:space="preserve">3.7. سجّل نتيجة الفحص الوارد في نموذج مراقبة جودة الملحقات (EMS.QA.FRM.01.05)؛ ويُحدد حجم العينة وحدود القبول في مواصفات العميل أو خطة الفحص لدى الشركة (مثال ISO 2859-1).</w:t>
+      </w:r>
+    </w:p>
+    <w:p>
+      <w:pPr>
+        <w:pStyle w:val="ListeParagraf"/>
+        <w:bidi/>
+        <w:spacing w:after="80"/>
+        <w:ind w:left="0" w:right="709"/>
+        <w:jc w:val="both"/>
+      </w:pPr>
+    </w:p>
+    <w:p>
+      <w:pPr>
+        <w:pStyle w:val="ListeParagraf"/>
+        <w:bidi/>
+        <w:spacing w:before="120" w:after="60"/>
+        <w:ind w:left="0" w:right="709"/>
+      </w:pPr>
+      <w:r>
+        <w:rPr>
+          <w:rFonts w:ascii="Calibri" w:hAnsi="Calibri" w:cs="Arial"/>
+          <w:b/>
+          <w:bCs/>
+          <w:rtl/>
+          <w:sz w:val="24"/>
+          <w:szCs w:val="24"/>
+        </w:rPr>
+        <w:t xml:space="preserve">4. الحجز وإبلاغ المورد</w:t>
+      </w:r>
+    </w:p>
+    <w:p>
+      <w:pPr>
+        <w:pStyle w:val="ListeParagraf"/>
+        <w:bidi/>
+        <w:spacing w:after="80"/>
+        <w:ind w:left="0" w:right="709"/>
+        <w:jc w:val="both"/>
+      </w:pPr>
+      <w:r>
+        <w:rPr>
+          <w:rFonts w:ascii="Calibri" w:hAnsi="Calibri" w:cs="Arial"/>
+          <w:rtl/>
+          <w:sz w:val="24"/>
+          <w:szCs w:val="24"/>
+        </w:rPr>
+        <w:t xml:space="preserve">4.1. انقل لوط الملحقات الذي يفشل في الفحص أو الاختبار أو لا يتوفر له التقرير المطلوب إلى منطقة الإيقاف، وضع عليه بطاقة إيقاف، وأوقف استخدامه للأمر.</w:t>
+      </w:r>
+    </w:p>
+    <w:p>
+      <w:pPr>
+        <w:pStyle w:val="ListeParagraf"/>
+        <w:bidi/>
+        <w:spacing w:after="80"/>
+        <w:ind w:left="0" w:right="709"/>
+        <w:jc w:val="both"/>
+      </w:pPr>
+      <w:r>
+        <w:rPr>
+          <w:rFonts w:ascii="Calibri" w:hAnsi="Calibri" w:cs="Arial"/>
+          <w:rtl/>
+          <w:sz w:val="24"/>
+          <w:szCs w:val="24"/>
+        </w:rPr>
+        <w:t xml:space="preserve">4.2. أبلغ مراقبة الجودة والمشتريات وتخطيط الإنتاج في اليوم نفسه؛ وتبلغ المشتريات المورد خطيًا وتطلب الاستبدال أو الإرجاع أو تقريرًا تصحيحيًا.</w:t>
+      </w:r>
+    </w:p>
+    <w:p>
+      <w:pPr>
+        <w:pStyle w:val="ListeParagraf"/>
+        <w:bidi/>
+        <w:spacing w:after="80"/>
+        <w:ind w:left="0" w:right="709"/>
+        <w:jc w:val="both"/>
+      </w:pPr>
+      <w:r>
+        <w:rPr>
+          <w:rFonts w:ascii="Calibri" w:hAnsi="Calibri" w:cs="Arial"/>
+          <w:rtl/>
+          <w:sz w:val="24"/>
+          <w:szCs w:val="24"/>
+        </w:rPr>
+        <w:t xml:space="preserve">4.3. لا يُفرج عن الملحق المقبول قبولًا مشروطًا إلا بموافقة خطية من مراقبة الجودة، ومن العميل عند الاقتضاء.</w:t>
+      </w:r>
+    </w:p>
+    <w:p>
+      <w:pPr>
+        <w:pStyle w:val="ListeParagraf"/>
+        <w:bidi/>
+        <w:spacing w:after="80"/>
+        <w:ind w:left="0" w:right="709"/>
+        <w:jc w:val="both"/>
+      </w:pPr>
+      <w:r>
+        <w:rPr>
+          <w:rFonts w:ascii="Calibri" w:hAnsi="Calibri" w:cs="Arial"/>
+          <w:rtl/>
+          <w:sz w:val="24"/>
+          <w:szCs w:val="24"/>
+        </w:rPr>
+        <w:t xml:space="preserve">4.4. سجّل عدم مطابقة المورد لأغراض تقييم الموردين (EMS.SA.PRO.04.03.) وافتح إجراءً تصحيحيًا وفق EMS.KS.PRO.22.03. عند تكرار المشكلة أو وصول اللوط إلى الإنتاج.</w:t>
+      </w:r>
+    </w:p>
+    <w:p>
+      <w:pPr>
+        <w:pStyle w:val="ListeParagraf"/>
+        <w:bidi/>
+        <w:spacing w:after="80"/>
+        <w:ind w:left="0" w:right="709"/>
+        <w:jc w:val="both"/>
+      </w:pPr>
+    </w:p>
+    <w:p>
+      <w:pPr>
+        <w:pStyle w:val="ListeParagraf"/>
+        <w:bidi/>
+        <w:spacing w:before="120" w:after="60"/>
+        <w:ind w:left="0" w:right="709"/>
+      </w:pPr>
+      <w:r>
+        <w:rPr>
+          <w:rFonts w:ascii="Calibri" w:hAnsi="Calibri" w:cs="Arial"/>
+          <w:b/>
+          <w:bCs/>
+          <w:rtl/>
+          <w:sz w:val="24"/>
+          <w:szCs w:val="24"/>
+        </w:rPr>
+        <w:t xml:space="preserve">5. التوزيع على الخياطة ومتابعة الفاقد</w:t>
+      </w:r>
+    </w:p>
+    <w:p>
+      <w:pPr>
+        <w:pStyle w:val="ListeParagraf"/>
+        <w:bidi/>
+        <w:spacing w:after="80"/>
+        <w:ind w:left="0" w:right="709"/>
+        <w:jc w:val="both"/>
+      </w:pPr>
+      <w:r>
+        <w:rPr>
+          <w:rFonts w:ascii="Calibri" w:hAnsi="Calibri" w:cs="Arial"/>
+          <w:rtl/>
+          <w:sz w:val="24"/>
+          <w:szCs w:val="24"/>
+        </w:rPr>
+        <w:t xml:space="preserve">5.1. وزّع فقط الملحقات ذات حالة مقبول، وبحسب الأمر وكمية أمر الإنتاج مضافًا إليها نسبة السماح المعتمدة، معدودة حسب الخط والأمر.</w:t>
+      </w:r>
+    </w:p>
+    <w:p>
+      <w:pPr>
+        <w:pStyle w:val="ListeParagraf"/>
+        <w:bidi/>
+        <w:spacing w:after="80"/>
+        <w:ind w:left="0" w:right="709"/>
+        <w:jc w:val="both"/>
+      </w:pPr>
+      <w:r>
+        <w:rPr>
+          <w:rFonts w:ascii="Calibri" w:hAnsi="Calibri" w:cs="Arial"/>
+          <w:rtl/>
+          <w:sz w:val="24"/>
+          <w:szCs w:val="24"/>
+        </w:rPr>
+        <w:t xml:space="preserve">5.2. سجّل كل توزيع في نموذج توزيع الملحقات (FRM-AKS-01)؛ ويعدّ المستلم من الخياطة الملحقات ويوقع.</w:t>
+      </w:r>
+    </w:p>
+    <w:p>
+      <w:pPr>
+        <w:pStyle w:val="ListeParagraf"/>
+        <w:bidi/>
+        <w:spacing w:after="80"/>
+        <w:ind w:left="0" w:right="709"/>
+        <w:jc w:val="both"/>
+      </w:pPr>
+      <w:r>
+        <w:rPr>
+          <w:rFonts w:ascii="Calibri" w:hAnsi="Calibri" w:cs="Arial"/>
+          <w:rtl/>
+          <w:sz w:val="24"/>
+          <w:szCs w:val="24"/>
+        </w:rPr>
+        <w:t xml:space="preserve">5.3. سلّم الملحقات الحادة والتي تحتوي على معدن بشكل مراقب وسجّل أعدادها؛ وتُبلَّغ الأجزاء المكسورة أو المفقودة فورًا إلى مشرف الخياطة ومراقبة الجودة كما في EMS.QA.PRO.02.07.</w:t>
+      </w:r>
+    </w:p>
+    <w:p>
+      <w:pPr>
+        <w:pStyle w:val="ListeParagraf"/>
+        <w:bidi/>
+        <w:spacing w:after="80"/>
+        <w:ind w:left="0" w:right="709"/>
+        <w:jc w:val="both"/>
+      </w:pPr>
+      <w:r>
+        <w:rPr>
+          <w:rFonts w:ascii="Calibri" w:hAnsi="Calibri" w:cs="Arial"/>
+          <w:rtl/>
+          <w:sz w:val="24"/>
+          <w:szCs w:val="24"/>
+        </w:rPr>
+        <w:t xml:space="preserve">5.4. عُدّ الفاقد والملحقات المعادة وسجّلها في نهاية كل أمر؛ واحسب نسبة الفاقد وقارنها بنسبة السماح التي تحددها الشركة.</w:t>
+      </w:r>
+    </w:p>
+    <w:p>
+      <w:pPr>
+        <w:pStyle w:val="ListeParagraf"/>
+        <w:bidi/>
+        <w:spacing w:after="80"/>
+        <w:ind w:left="0" w:right="709"/>
+        <w:jc w:val="both"/>
+      </w:pPr>
+      <w:r>
+        <w:rPr>
+          <w:rFonts w:ascii="Calibri" w:hAnsi="Calibri" w:cs="Arial"/>
+          <w:rtl/>
+          <w:sz w:val="24"/>
+          <w:szCs w:val="24"/>
+        </w:rPr>
+        <w:t xml:space="preserve">5.5. احفظ الملحقات المتبقية في المستودع ببطاقة الأمر، أو أعِدها أو أتلفها وفق متطلبات العميل؛ وأتلف الملصقات تحت الرقابة وسجّل الكمية.</w:t>
+      </w:r>
+    </w:p>
+    <w:p>
+      <w:pPr>
+        <w:pStyle w:val="ListeParagraf"/>
+        <w:bidi/>
+        <w:spacing w:after="80"/>
+        <w:ind w:left="0" w:right="709"/>
+        <w:jc w:val="both"/>
+      </w:pPr>
+      <w:r>
+        <w:rPr>
+          <w:rFonts w:ascii="Calibri" w:hAnsi="Calibri" w:cs="Arial"/>
+          <w:rtl/>
+          <w:sz w:val="24"/>
+          <w:szCs w:val="24"/>
+        </w:rPr>
+        <w:t xml:space="preserve">5.6. أبلغ تخطيط الإنتاج ومشرف الخياطة بالفاقد الذي يتجاوز نسبة السماح، وحقق في السبب.</w:t>
+      </w:r>
+    </w:p>
+    <w:p>
+      <w:pPr>
+        <w:pStyle w:val="ListeParagraf"/>
+        <w:bidi/>
+        <w:spacing w:after="80"/>
+        <w:ind w:left="0" w:right="709"/>
+        <w:jc w:val="both"/>
+      </w:pPr>
+    </w:p>
+    <w:p>
+      <w:pPr>
+        <w:pStyle w:val="ListeParagraf"/>
+        <w:bidi/>
+        <w:spacing w:before="120" w:after="60"/>
+        <w:ind w:left="0" w:right="709"/>
+      </w:pPr>
+      <w:r>
+        <w:rPr>
+          <w:rFonts w:ascii="Calibri" w:hAnsi="Calibri" w:cs="Arial"/>
+          <w:b/>
+          <w:bCs/>
+          <w:rtl/>
+          <w:sz w:val="24"/>
+          <w:szCs w:val="24"/>
+        </w:rPr>
+        <w:t xml:space="preserve">6. قواعد السلامة / المحظورات</w:t>
+      </w:r>
+    </w:p>
+    <w:p>
+      <w:pPr>
+        <w:pStyle w:val="ListeParagraf"/>
+        <w:numPr>
+          <w:ilvl w:val="0"/>
+          <w:numId w:val="1"/>
+        </w:numPr>
+        <w:bidi/>
+        <w:spacing w:after="60"/>
+        <w:jc w:val="both"/>
+      </w:pPr>
+      <w:r>
+        <w:rPr>
+          <w:rFonts w:ascii="Calibri" w:hAnsi="Calibri" w:cs="Arial"/>
+          <w:rtl/>
+          <w:sz w:val="24"/>
+          <w:szCs w:val="24"/>
+        </w:rPr>
+        <w:t xml:space="preserve">لا تصرف أي ملحق لا يطابق بطاقة الملحقات المعتمدة، حتى لو بدا اللون مشابهًا.</w:t>
+      </w:r>
+    </w:p>
+    <w:p>
+      <w:pPr>
+        <w:pStyle w:val="ListeParagraf"/>
+        <w:numPr>
+          <w:ilvl w:val="0"/>
+          <w:numId w:val="1"/>
+        </w:numPr>
+        <w:bidi/>
+        <w:spacing w:after="60"/>
+        <w:jc w:val="both"/>
+      </w:pPr>
+      <w:r>
+        <w:rPr>
+          <w:rFonts w:ascii="Calibri" w:hAnsi="Calibri" w:cs="Arial"/>
+          <w:rtl/>
+          <w:sz w:val="24"/>
+          <w:szCs w:val="24"/>
+        </w:rPr>
+        <w:t xml:space="preserve">لا تترك أجزاء معدنية سائبة أو إبرًا أو شفرات على الرفوف أو الطاولات أو الأرض.</w:t>
+      </w:r>
+    </w:p>
+    <w:p>
+      <w:pPr>
+        <w:pStyle w:val="ListeParagraf"/>
+        <w:numPr>
+          <w:ilvl w:val="0"/>
+          <w:numId w:val="1"/>
+        </w:numPr>
+        <w:bidi/>
+        <w:spacing w:after="60"/>
+        <w:jc w:val="both"/>
+      </w:pPr>
+      <w:r>
+        <w:rPr>
+          <w:rFonts w:ascii="Calibri" w:hAnsi="Calibri" w:cs="Arial"/>
+          <w:rtl/>
+          <w:sz w:val="24"/>
+          <w:szCs w:val="24"/>
+        </w:rPr>
+        <w:t xml:space="preserve">لا تضع الكراتين الثقيلة على الرفوف العلوية؛ وارفع الأحمال وفق EMS.İS.TL.18.05.</w:t>
+      </w:r>
+    </w:p>
+    <w:p>
+      <w:pPr>
+        <w:pStyle w:val="ListeParagraf"/>
+        <w:numPr>
+          <w:ilvl w:val="0"/>
+          <w:numId w:val="1"/>
+        </w:numPr>
+        <w:bidi/>
+        <w:spacing w:after="60"/>
+        <w:jc w:val="both"/>
+      </w:pPr>
+      <w:r>
+        <w:rPr>
+          <w:rFonts w:ascii="Calibri" w:hAnsi="Calibri" w:cs="Arial"/>
+          <w:rtl/>
+          <w:sz w:val="24"/>
+          <w:szCs w:val="24"/>
+        </w:rPr>
+        <w:t xml:space="preserve">لا تُفرج عن لوط ملحقات ينتظر نتيجة اختبار أو لم تُتحقق بيانات ملصقه.</w:t>
+      </w:r>
+    </w:p>
+    <w:p>
+      <w:pPr>
+        <w:pStyle w:val="ListeParagraf"/>
+        <w:numPr>
+          <w:ilvl w:val="0"/>
+          <w:numId w:val="1"/>
+        </w:numPr>
+        <w:bidi/>
+        <w:spacing w:after="60"/>
+        <w:jc w:val="both"/>
+      </w:pPr>
+      <w:r>
+        <w:rPr>
+          <w:rFonts w:ascii="Calibri" w:hAnsi="Calibri" w:cs="Arial"/>
+          <w:rtl/>
+          <w:sz w:val="24"/>
+          <w:szCs w:val="24"/>
+        </w:rPr>
+        <w:t xml:space="preserve">ارتدِ قفازات مقاومة للقطع عند التعامل مع الملحقات الحادة أو المعدنية، وأبقِ الرفوف مثبتة ومستقرة.</w:t>
+      </w:r>
+    </w:p>
+    <w:p>
+      <w:pPr>
+        <w:pStyle w:val="ListeParagraf"/>
+        <w:bidi/>
+        <w:spacing w:after="80"/>
+        <w:ind w:left="0" w:right="709"/>
+        <w:jc w:val="both"/>
+      </w:pPr>
+    </w:p>
+    <w:p>
+      <w:pPr>
+        <w:pStyle w:val="ListeParagraf"/>
+        <w:bidi/>
+        <w:spacing w:before="120" w:after="60"/>
+        <w:ind w:left="0" w:right="709"/>
+      </w:pPr>
+      <w:r>
+        <w:rPr>
+          <w:rFonts w:ascii="Calibri" w:hAnsi="Calibri" w:cs="Arial"/>
+          <w:b/>
+          <w:bCs/>
+          <w:rtl/>
+          <w:sz w:val="24"/>
+          <w:szCs w:val="24"/>
+        </w:rPr>
+        <w:t xml:space="preserve">7. في حالة وجود مشكلة / طارئ</w:t>
+      </w:r>
+    </w:p>
+    <w:p>
+      <w:pPr>
+        <w:pStyle w:val="ListeParagraf"/>
+        <w:bidi/>
+        <w:spacing w:after="80"/>
+        <w:ind w:left="0" w:right="709"/>
+        <w:jc w:val="both"/>
+      </w:pPr>
+      <w:r>
+        <w:rPr>
+          <w:rFonts w:ascii="Calibri" w:hAnsi="Calibri" w:cs="Arial"/>
+          <w:rtl/>
+          <w:sz w:val="24"/>
+          <w:szCs w:val="24"/>
+        </w:rPr>
+        <w:t xml:space="preserve">7.1. عند اكتشاف نقص أو ملحق خاطئ أو عيب، ضع على اللوط بطاقة إيقاف وأبلغ مراقبة الجودة والمشتريات وتخطيط الإنتاج فورًا.</w:t>
+      </w:r>
+    </w:p>
+    <w:p>
+      <w:pPr>
+        <w:pStyle w:val="ListeParagraf"/>
+        <w:bidi/>
+        <w:spacing w:after="80"/>
+        <w:ind w:left="0" w:right="709"/>
+        <w:jc w:val="both"/>
+      </w:pPr>
+      <w:r>
+        <w:rPr>
+          <w:rFonts w:ascii="Calibri" w:hAnsi="Calibri" w:cs="Arial"/>
+          <w:rtl/>
+          <w:sz w:val="24"/>
+          <w:szCs w:val="24"/>
+        </w:rPr>
+        <w:t xml:space="preserve">7.2. عند الاشتباه في فقدان ملصقات أو إبرة أو شفرة، أوقف الصرف وأبلغ مدير المستودع ومراقبة الجودة.</w:t>
+      </w:r>
+    </w:p>
+    <w:p>
+      <w:pPr>
+        <w:pStyle w:val="ListeParagraf"/>
+        <w:bidi/>
+        <w:spacing w:after="80"/>
+        <w:ind w:left="0" w:right="709"/>
+        <w:jc w:val="both"/>
+      </w:pPr>
+      <w:r>
+        <w:rPr>
+          <w:rFonts w:ascii="Calibri" w:hAnsi="Calibri" w:cs="Arial"/>
+          <w:rtl/>
+          <w:sz w:val="24"/>
+          <w:szCs w:val="24"/>
+        </w:rPr>
+        <w:t xml:space="preserve">7.3. إذا وصل ملحق خاطئ أو معيب إلى خط الخياطة، فأوقف استخدامه واجمع الملحقات من الخط وعُدّها واحجز القطع التي استخدمته إلى أن تقرر مراقبة الجودة.</w:t>
+      </w:r>
+    </w:p>
+    <w:p>
+      <w:pPr>
+        <w:pStyle w:val="ListeParagraf"/>
+        <w:bidi/>
+        <w:spacing w:after="80"/>
+        <w:ind w:left="0" w:right="709"/>
+        <w:jc w:val="both"/>
+      </w:pPr>
+    </w:p>
+    <w:p>
+      <w:pPr>
+        <w:pStyle w:val="ListeParagraf"/>
+        <w:bidi/>
+        <w:spacing w:before="120" w:after="60"/>
+        <w:ind w:left="0" w:right="709"/>
+      </w:pPr>
+      <w:r>
+        <w:rPr>
+          <w:rFonts w:ascii="Calibri" w:hAnsi="Calibri" w:cs="Arial"/>
+          <w:b/>
+          <w:bCs/>
+          <w:rtl/>
+          <w:sz w:val="24"/>
+          <w:szCs w:val="24"/>
+        </w:rPr>
+        <w:t xml:space="preserve">8. الوثائق والسجلات ذات الصلة</w:t>
+      </w:r>
+    </w:p>
+    <w:p>
+      <w:pPr>
+        <w:pStyle w:val="ListeParagraf"/>
+        <w:numPr>
+          <w:ilvl w:val="0"/>
+          <w:numId w:val="1"/>
+        </w:numPr>
+        <w:bidi/>
+        <w:spacing w:after="60"/>
+        <w:jc w:val="both"/>
+      </w:pPr>
+      <w:r>
+        <w:rPr>
+          <w:rFonts w:ascii="Calibri" w:hAnsi="Calibri" w:cs="Arial"/>
+          <w:rtl/>
+          <w:sz w:val="24"/>
+          <w:szCs w:val="24"/>
+        </w:rPr>
+        <w:t xml:space="preserve">EMS.DP.PRO.08.01. إجراء استلام المواد وتخزينها</w:t>
+      </w:r>
+    </w:p>
+    <w:p>
+      <w:pPr>
+        <w:pStyle w:val="ListeParagraf"/>
+        <w:numPr>
+          <w:ilvl w:val="0"/>
+          <w:numId w:val="1"/>
+        </w:numPr>
+        <w:bidi/>
+        <w:spacing w:after="60"/>
+        <w:jc w:val="both"/>
+      </w:pPr>
+      <w:r>
+        <w:rPr>
+          <w:rFonts w:ascii="Calibri" w:hAnsi="Calibri" w:cs="Arial"/>
+          <w:rtl/>
+          <w:sz w:val="24"/>
+          <w:szCs w:val="24"/>
+        </w:rPr>
+        <w:t xml:space="preserve">EMS.QA.PRO.02.09. إجراء فحص الجودة (الوارد، أثناء الإنتاج، AQL النهائي)</w:t>
+      </w:r>
+    </w:p>
+    <w:p>
+      <w:pPr>
+        <w:pStyle w:val="ListeParagraf"/>
+        <w:numPr>
+          <w:ilvl w:val="0"/>
+          <w:numId w:val="1"/>
+        </w:numPr>
+        <w:bidi/>
+        <w:spacing w:after="60"/>
+        <w:jc w:val="both"/>
+      </w:pPr>
+      <w:r>
+        <w:rPr>
+          <w:rFonts w:ascii="Calibri" w:hAnsi="Calibri" w:cs="Arial"/>
+          <w:rtl/>
+          <w:sz w:val="24"/>
+          <w:szCs w:val="24"/>
+        </w:rPr>
+        <w:t xml:space="preserve">EMS.KS.PRO.22.07. إجراء مراقبة الإكسسوارات والملحقات</w:t>
+      </w:r>
+    </w:p>
+    <w:p>
+      <w:pPr>
+        <w:pStyle w:val="ListeParagraf"/>
+        <w:numPr>
+          <w:ilvl w:val="0"/>
+          <w:numId w:val="1"/>
+        </w:numPr>
+        <w:bidi/>
+        <w:spacing w:after="60"/>
+        <w:jc w:val="both"/>
+      </w:pPr>
+      <w:r>
+        <w:rPr>
+          <w:rFonts w:ascii="Calibri" w:hAnsi="Calibri" w:cs="Arial"/>
+          <w:rtl/>
+          <w:sz w:val="24"/>
+          <w:szCs w:val="24"/>
+        </w:rPr>
+        <w:t xml:space="preserve">EMS.KS.TL.22.02. تعليمات فحص الإكسسوارات والملحقات</w:t>
+      </w:r>
+    </w:p>
+    <w:p>
+      <w:pPr>
+        <w:pStyle w:val="ListeParagraf"/>
+        <w:numPr>
+          <w:ilvl w:val="0"/>
+          <w:numId w:val="1"/>
+        </w:numPr>
+        <w:bidi/>
+        <w:spacing w:after="60"/>
+        <w:jc w:val="both"/>
+      </w:pPr>
+      <w:r>
+        <w:rPr>
+          <w:rFonts w:ascii="Calibri" w:hAnsi="Calibri" w:cs="Arial"/>
+          <w:rtl/>
+          <w:sz w:val="24"/>
+          <w:szCs w:val="24"/>
+        </w:rPr>
+        <w:t xml:space="preserve">EMS.QA.PRO.02.07. إجراء مراقبة الإبر والأدوات الحادة</w:t>
+      </w:r>
+    </w:p>
+    <w:p>
+      <w:pPr>
+        <w:pStyle w:val="ListeParagraf"/>
+        <w:numPr>
+          <w:ilvl w:val="0"/>
+          <w:numId w:val="1"/>
+        </w:numPr>
+        <w:bidi/>
+        <w:spacing w:after="60"/>
+        <w:jc w:val="both"/>
+      </w:pPr>
+      <w:r>
+        <w:rPr>
+          <w:rFonts w:ascii="Calibri" w:hAnsi="Calibri" w:cs="Arial"/>
+          <w:rtl/>
+          <w:sz w:val="24"/>
+          <w:szCs w:val="24"/>
+        </w:rPr>
+        <w:t xml:space="preserve">تعليمات نظام إدارة الجودة (QMS) ذات الصلة: TLM-AKS-01 وTLM-AKS-03؛ وإجراء QMS: PRS-AKS-01</w:t>
+      </w:r>
+    </w:p>
+    <w:p>
+      <w:pPr>
+        <w:pStyle w:val="ListeParagraf"/>
+        <w:numPr>
+          <w:ilvl w:val="0"/>
+          <w:numId w:val="1"/>
+        </w:numPr>
+        <w:bidi/>
+        <w:spacing w:after="60"/>
+        <w:jc w:val="both"/>
+      </w:pPr>
+      <w:r>
+        <w:rPr>
+          <w:rFonts w:ascii="Calibri" w:hAnsi="Calibri" w:cs="Arial"/>
+          <w:rtl/>
+          <w:sz w:val="24"/>
+          <w:szCs w:val="24"/>
+        </w:rPr>
+        <w:t xml:space="preserve">EMS.QA.FRM.01.04 بطاقة الملحقات، وEMS.QA.FRM.01.05 نموذج مراقبة جودة الملحقات، وFRM-AKS-01 نموذج توزيع الملحقات</w:t>
+      </w:r>
+    </w:p>
+    <w:p>
+      <w:pPr>
+        <w:pStyle w:val="ListeParagraf"/>
+        <w:numPr>
+          <w:ilvl w:val="0"/>
+          <w:numId w:val="1"/>
+        </w:numPr>
+        <w:bidi/>
+        <w:spacing w:after="60"/>
+        <w:jc w:val="both"/>
+      </w:pPr>
+      <w:r>
+        <w:rPr>
+          <w:rFonts w:ascii="Calibri" w:hAnsi="Calibri" w:cs="Arial"/>
+          <w:rtl/>
+          <w:sz w:val="24"/>
+          <w:szCs w:val="24"/>
+        </w:rPr>
+        <w:t xml:space="preserve">بطاقات الملحقات المعتمدة، وسجلات مخزون الملحقات وصرفها، وسجلات مطابقة الملصقات</w:t>
+      </w:r>
+    </w:p>
+    <w:p>
+      <w:pPr>
+        <w:pStyle w:val="ListeParagraf"/>
+        <w:bidi/>
+        <w:spacing w:after="80"/>
+        <w:ind w:left="0" w:right="709"/>
+        <w:jc w:val="both"/>
+      </w:pPr>
+    </w:p>
+    <w:p>
+      <w:pPr>
+        <w:pStyle w:val="ListeParagraf"/>
+        <w:bidi/>
+        <w:spacing w:before="120" w:after="60"/>
+        <w:ind w:left="0" w:right="709"/>
+      </w:pPr>
+      <w:r>
+        <w:rPr>
+          <w:rFonts w:ascii="Calibri" w:hAnsi="Calibri" w:cs="Arial"/>
+          <w:b/>
+          <w:bCs/>
+          <w:rtl/>
+          <w:sz w:val="24"/>
+          <w:szCs w:val="24"/>
+        </w:rPr>
+        <w:t xml:space="preserve">9. التغذية الراجعة والمتابعة</w:t>
+      </w:r>
+    </w:p>
+    <w:p>
+      <w:pPr>
+        <w:pStyle w:val="ListeParagraf"/>
+        <w:bidi/>
+        <w:spacing w:after="80"/>
+        <w:ind w:left="0" w:right="709"/>
+        <w:jc w:val="both"/>
+      </w:pPr>
+      <w:r>
+        <w:rPr>
+          <w:rFonts w:ascii="Calibri" w:hAnsi="Calibri" w:cs="Arial"/>
+          <w:rtl/>
+          <w:sz w:val="24"/>
+          <w:szCs w:val="24"/>
+        </w:rPr>
+        <w:t xml:space="preserve">يتابع مدير المستودع حالات نقص الملحقات والصرف الخاطئ ونسبة الفاقد وفروقات المخزون شهريًا ويرفعها إلى تخطيط الإنتاج. والمؤشرات هي استخدام ملحقات غير مختبرة (الهدف صفر) وفاقد الملحقات (هدف مثال 1% أو أقل) والقبول من أول مرة في الفحص الوارد؛ وتُحدد الأهداف في سياسة الشركة ومواصفات العميل. وتُتابع حالات عدم المطابقة المفتوحة حتى إغلاقها. وتُراجع هذه التعليمات سنويًا.</w:t>
+      </w:r>
+    </w:p>
     <w:p>
       <w:pPr>
         <w:pStyle w:val="ListeParagraf"/>
@@ -2840,6 +4178,57 @@
     </w:tbl>
     <w:p>
       <w:pPr>
+        <w:pStyle w:val="ListeParagraf"/>
+        <w:spacing w:before="160" w:after="0"/>
+        <w:ind w:left="709"/>
+      </w:pPr>
+      <w:r>
+        <w:rPr>
+          <w:rFonts w:ascii="Calibri" w:hAnsi="Calibri" w:cs="Calibri"/>
+          <w:b/>
+          <w:bCs/>
+          <w:sz w:val="20"/>
+          <w:szCs w:val="20"/>
+        </w:rPr>
+        <w:t xml:space="preserve">Hazırlayan: Depo Müdürü  ..........................</w:t>
+      </w:r>
+    </w:p>
+    <w:p>
+      <w:pPr>
+        <w:pStyle w:val="ListeParagraf"/>
+        <w:spacing w:before="40" w:after="0"/>
+        <w:ind w:left="709"/>
+      </w:pPr>
+      <w:r>
+        <w:rPr>
+          <w:rFonts w:ascii="Calibri" w:hAnsi="Calibri" w:cs="Calibri"/>
+          <w:b/>
+          <w:bCs/>
+          <w:sz w:val="20"/>
+          <w:szCs w:val="20"/>
+        </w:rPr>
+        <w:t xml:space="preserve">Kontrol: Fabrika Müdürü  ..........................</w:t>
+      </w:r>
+    </w:p>
+    <w:p>
+      <w:pPr>
+        <w:pStyle w:val="ListeParagraf"/>
+        <w:spacing w:before="40" w:after="0"/>
+        <w:ind w:left="709"/>
+      </w:pPr>
+      <w:r>
+        <w:rPr>
+          <w:rFonts w:ascii="Calibri" w:hAnsi="Calibri" w:cs="Calibri"/>
+          <w:b/>
+          <w:bCs/>
+          <w:sz w:val="20"/>
+          <w:szCs w:val="20"/>
+        </w:rPr>
+        <w:t xml:space="preserve">Kalite Müdürü: ..........................    Fabrika Müdürü: ..........................</w:t>
+      </w:r>
+    </w:p>
+    <w:p>
+      <w:pPr>
         <w:spacing w:before="0" w:after="0" w:line="20" w:lineRule="exact"/>
         <w:rPr>
           <w:vanish/>
@@ -3380,7 +4769,7 @@
               <w:sz w:val="16"/>
               <w:szCs w:val="16"/>
             </w:rPr>
-            <w:t>0</w:t>
+            <w:t>1</w:t>
           </w:r>
         </w:p>
         <w:p>
@@ -3399,7 +4788,7 @@
               <w:sz w:val="16"/>
               <w:szCs w:val="16"/>
             </w:rPr>
-            <w:t>… / … / …</w:t>
+            <w:t>14.10.2026</w:t>
           </w:r>
         </w:p>
       </w:tc>

--- a/prosedurler/EMS.DP.TL.08.02. Accessory Warehouse Instruction.docx
+++ b/prosedurler/EMS.DP.TL.08.02. Accessory Warehouse Instruction.docx
@@ -665,7 +665,7 @@
           <w:sz w:val="24"/>
           <w:szCs w:val="24"/>
         </w:rPr>
-        <w:t xml:space="preserve">3.1. Compare the delivery note, the purchase order, the technical sheet and the physical trims for type, code, colour, size, quantity and batch code; record differences and inform Purchasing in writing the same day (PRS-AKS-01).</w:t>
+        <w:t xml:space="preserve">3.1. Compare the delivery note, the purchase order, the technical sheet and the physical trims for type, code, colour, size, quantity and batch code; record differences and inform Purchasing in writing the same day (EMS.KS.PRO.22.07).</w:t>
       </w:r>
     </w:p>
     <w:p>
@@ -907,7 +907,7 @@
           <w:sz w:val="24"/>
           <w:szCs w:val="24"/>
         </w:rPr>
-        <w:t xml:space="preserve">5.2. Record every distribution on the Trim Distribution Form (FRM-AKS-01); the receiving person from sewing counts the trims and signs.</w:t>
+        <w:t xml:space="preserve">5.2. Record every distribution on the Trim Distribution Form (EMS.ÜR.FRM.05.08); the receiving person from sewing counts the trims and signs.</w:t>
       </w:r>
     </w:p>
     <w:p>
@@ -1303,7 +1303,7 @@
           <w:sz w:val="24"/>
           <w:szCs w:val="24"/>
         </w:rPr>
-        <w:t xml:space="preserve">Related QMS instructions: TLM-AKS-01, TLM-AKS-03; QMS procedure PRS-AKS-01</w:t>
+        <w:t xml:space="preserve">Related QMS instructions: EMS.DP.TL.08.02, EMS.DP.TL.08.02; QMS procedure EMS.KS.PRO.22.07</w:t>
       </w:r>
     </w:p>
     <w:p>
@@ -1322,7 +1322,7 @@
           <w:sz w:val="24"/>
           <w:szCs w:val="24"/>
         </w:rPr>
-        <w:t xml:space="preserve">EMS.QA.FRM.01.04 Trim Card, EMS.QA.FRM.01.05 Trim Quality Control Form, FRM-AKS-01 Trim Distribution Form</w:t>
+        <w:t xml:space="preserve">EMS.QA.FRM.01.04 Trim Card, EMS.QA.FRM.01.05 Trim Quality Control Form, EMS.ÜR.FRM.05.08 Trim Distribution Form</w:t>
       </w:r>
     </w:p>
     <w:p>
@@ -2133,7 +2133,7 @@
           <w:sz w:val="24"/>
           <w:szCs w:val="24"/>
         </w:rPr>
-        <w:t xml:space="preserve">3.1. قارن إشعار التسليم وأمر الشراء والبطاقة الفنية والملحقات الفعلية من حيث النوع والرمز واللون والمقاس والكمية ورمز الدفعة؛ وسجّل الفروق وأبلغ المشتريات خطيًا في اليوم نفسه (PRS-AKS-01).</w:t>
+        <w:t xml:space="preserve">3.1. قارن إشعار التسليم وأمر الشراء والبطاقة الفنية والملحقات الفعلية من حيث النوع والرمز واللون والمقاس والكمية ورمز الدفعة؛ وسجّل الفروق وأبلغ المشتريات خطيًا في اليوم نفسه (EMS.KS.PRO.22.07).</w:t>
       </w:r>
     </w:p>
     <w:p>
@@ -2405,7 +2405,7 @@
           <w:sz w:val="24"/>
           <w:szCs w:val="24"/>
         </w:rPr>
-        <w:t xml:space="preserve">5.2. سجّل كل توزيع في نموذج توزيع الملحقات (FRM-AKS-01)؛ ويعدّ المستلم من الخياطة الملحقات ويوقع.</w:t>
+        <w:t xml:space="preserve">5.2. سجّل كل توزيع في نموذج توزيع الملحقات (EMS.ÜR.FRM.05.08)؛ ويعدّ المستلم من الخياطة الملحقات ويوقع.</w:t>
       </w:r>
     </w:p>
     <w:p>
@@ -2846,7 +2846,7 @@
           <w:sz w:val="24"/>
           <w:szCs w:val="24"/>
         </w:rPr>
-        <w:t xml:space="preserve">تعليمات نظام إدارة الجودة (QMS) ذات الصلة: TLM-AKS-01 وTLM-AKS-03؛ وإجراء QMS: PRS-AKS-01</w:t>
+        <w:t xml:space="preserve">تعليمات نظام إدارة الجودة (QMS) ذات الصلة: EMS.DP.TL.08.02 وTLM-AKS-03؛ وإجراء QMS: EMS.KS.PRO.22.07</w:t>
       </w:r>
     </w:p>
     <w:p>

--- a/prosedurler/EMS.DP.TL.08.02. Accessory Warehouse Instruction.docx
+++ b/prosedurler/EMS.DP.TL.08.02. Accessory Warehouse Instruction.docx
@@ -2846,7 +2846,7 @@
           <w:sz w:val="24"/>
           <w:szCs w:val="24"/>
         </w:rPr>
-        <w:t xml:space="preserve">تعليمات نظام إدارة الجودة (QMS) ذات الصلة: EMS.DP.TL.08.02 وTLM-AKS-03؛ وإجراء QMS: EMS.KS.PRO.22.07</w:t>
+        <w:t xml:space="preserve">تعليمات نظام إدارة الجودة (QMS) ذات الصلة: EMS.DP.TL.08.02 وEMS.DP.TL.08.02؛ وإجراء QMS: EMS.KS.PRO.22.07</w:t>
       </w:r>
     </w:p>
     <w:p>
@@ -2867,7 +2867,7 @@
           <w:sz w:val="24"/>
           <w:szCs w:val="24"/>
         </w:rPr>
-        <w:t xml:space="preserve">EMS.QA.FRM.01.04 بطاقة الملحقات، وEMS.QA.FRM.01.05 نموذج مراقبة جودة الملحقات، وFRM-AKS-01 نموذج توزيع الملحقات</w:t>
+        <w:t xml:space="preserve">EMS.QA.FRM.01.04 بطاقة الملحقات، وEMS.QA.FRM.01.05 نموذج مراقبة جودة الملحقات، وEMS.ÜR.FRM.05.08 نموذج توزيع الملحقات</w:t>
       </w:r>
     </w:p>
     <w:p>
